--- a/chapters/common-mistakes-handout.docx
+++ b/chapters/common-mistakes-handout.docx
@@ -1402,7 +1402,7 @@
               <w:t xml:space="preserve"> </w:t>
             </w:r>
             <w:r>
-              <w:t xml:space="preserve">This is wrong</w:t>
+              <w:t xml:space="preserve">Incorrect parameter dependency on random variables</w:t>
             </w:r>
           </w:p>
         </w:tc>

--- a/chapters/common-mistakes-handout.docx
+++ b/chapters/common-mistakes-handout.docx
@@ -1300,7 +1300,7 @@
       </w:r>
     </w:p>
     <w:bookmarkEnd w:id="9"/>
-    <w:bookmarkStart w:id="13" w:name="parameters-versus-random-variables"/>
+    <w:bookmarkStart w:id="15" w:name="parameters-versus-random-variables"/>
     <w:p>
       <w:pPr>
         <w:pStyle w:val="Heading1"/>
@@ -1314,7 +1314,24 @@
         <w:pStyle w:val="FirstParagraph"/>
       </w:pPr>
       <w:r>
-        <w:t xml:space="preserve">The parameters of a probability distribution shouldn’t involve the random variables being modeled:</w:t>
+        <w:t xml:space="preserve">The parameters of a probability distribution shouldn’t involve the</w:t>
+      </w:r>
+      <w:r>
+        <w:t xml:space="preserve"> </w:t>
+      </w:r>
+      <w:hyperlink r:id="rId10">
+        <w:r>
+          <w:rPr>
+            <w:rStyle w:val="Hyperlink"/>
+          </w:rPr>
+          <w:t xml:space="preserve">random variables</w:t>
+        </w:r>
+      </w:hyperlink>
+      <w:r>
+        <w:t xml:space="preserve"> </w:t>
+      </w:r>
+      <w:r>
+        <w:t xml:space="preserve">being modeled:</w:t>
       </w:r>
     </w:p>
     <w:tbl>
@@ -1358,18 +1375,18 @@
                 <wp:inline>
                   <wp:extent cx="152400" cy="152400"/>
                   <wp:effectExtent b="0" l="0" r="0" t="0"/>
-                  <wp:docPr descr="" title="" id="11" name="Picture"/>
+                  <wp:docPr descr="" title="" id="12" name="Picture"/>
                   <a:graphic>
                     <a:graphicData uri="http://schemas.openxmlformats.org/drawingml/2006/picture">
                       <pic:pic>
                         <pic:nvPicPr>
-                          <pic:cNvPr descr="/opt/quarto/share/formats/docx/warning.png" id="12" name="Picture"/>
+                          <pic:cNvPr descr="/opt/quarto/share/formats/docx/warning.png" id="13" name="Picture"/>
                           <pic:cNvPicPr>
                             <a:picLocks noChangeArrowheads="1" noChangeAspect="1"/>
                           </pic:cNvPicPr>
                         </pic:nvPicPr>
                         <pic:blipFill>
-                          <a:blip r:embed="rId10"/>
+                          <a:blip r:embed="rId11"/>
                           <a:stretch>
                             <a:fillRect/>
                           </a:stretch>
@@ -1738,8 +1755,19 @@
       <w:pPr>
         <w:pStyle w:val="FirstParagraph"/>
       </w:pPr>
-      <w:r>
-        <w:t xml:space="preserve">Expectations are means, not sums, despite the similarity of</w:t>
+      <w:hyperlink r:id="rId14">
+        <w:r>
+          <w:rPr>
+            <w:rStyle w:val="Hyperlink"/>
+          </w:rPr>
+          <w:t xml:space="preserve">Expectations</w:t>
+        </w:r>
+      </w:hyperlink>
+      <w:r>
+        <w:t xml:space="preserve"> </w:t>
+      </w:r>
+      <w:r>
+        <w:t xml:space="preserve">are means, not sums, despite the similarity of</w:t>
       </w:r>
       <w:r>
         <w:t xml:space="preserve"> </w:t>
@@ -1809,8 +1837,8 @@
         <w:t xml:space="preserve">.</w:t>
       </w:r>
     </w:p>
-    <w:bookmarkEnd w:id="13"/>
-    <w:bookmarkStart w:id="16" w:name="r"/>
+    <w:bookmarkEnd w:id="15"/>
+    <w:bookmarkStart w:id="18" w:name="r"/>
     <w:p>
       <w:pPr>
         <w:pStyle w:val="Heading1"/>
@@ -1819,7 +1847,7 @@
         <w:t xml:space="preserve">2. R</w:t>
       </w:r>
     </w:p>
-    <w:bookmarkStart w:id="15" w:name="dont-copy-paste-code"/>
+    <w:bookmarkStart w:id="17" w:name="dont-copy-paste-code"/>
     <w:p>
       <w:pPr>
         <w:pStyle w:val="Heading2"/>
@@ -1838,7 +1866,7 @@
       <w:r>
         <w:t xml:space="preserve"> </w:t>
       </w:r>
-      <w:hyperlink r:id="rId14">
+      <w:hyperlink r:id="rId16">
         <w:r>
           <w:rPr>
             <w:rStyle w:val="Hyperlink"/>
@@ -1847,9 +1875,9 @@
         </w:r>
       </w:hyperlink>
     </w:p>
-    <w:bookmarkEnd w:id="15"/>
-    <w:bookmarkEnd w:id="16"/>
-    <w:bookmarkStart w:id="20" w:name="quarto"/>
+    <w:bookmarkEnd w:id="17"/>
+    <w:bookmarkEnd w:id="18"/>
+    <w:bookmarkStart w:id="22" w:name="quarto"/>
     <w:p>
       <w:pPr>
         <w:pStyle w:val="Heading1"/>
@@ -1858,7 +1886,7 @@
         <w:t xml:space="preserve">3. Quarto</w:t>
       </w:r>
     </w:p>
-    <w:bookmarkStart w:id="17" w:name="separate-divs-and-slide-breaks"/>
+    <w:bookmarkStart w:id="19" w:name="separate-divs-and-slide-breaks"/>
     <w:p>
       <w:pPr>
         <w:pStyle w:val="Heading2"/>
@@ -1971,8 +1999,8 @@
         <w:t xml:space="preserve">:::</w:t>
       </w:r>
     </w:p>
-    <w:bookmarkEnd w:id="17"/>
-    <w:bookmarkStart w:id="19" w:name="Xee27ee22b453f6e92c33220154e424fa6bac318"/>
+    <w:bookmarkEnd w:id="19"/>
+    <w:bookmarkStart w:id="21" w:name="Xee27ee22b453f6e92c33220154e424fa6bac318"/>
     <w:p>
       <w:pPr>
         <w:pStyle w:val="Heading2"/>
@@ -2015,7 +2043,7 @@
       <w:r>
         <w:t xml:space="preserve"> </w:t>
       </w:r>
-      <w:hyperlink r:id="rId18">
+      <w:hyperlink r:id="rId20">
         <w:r>
           <w:rPr>
             <w:rStyle w:val="Hyperlink"/>
@@ -2024,9 +2052,9 @@
         </w:r>
       </w:hyperlink>
     </w:p>
-    <w:bookmarkEnd w:id="19"/>
-    <w:bookmarkEnd w:id="20"/>
-    <w:bookmarkStart w:id="22" w:name="latex"/>
+    <w:bookmarkEnd w:id="21"/>
+    <w:bookmarkEnd w:id="22"/>
+    <w:bookmarkStart w:id="24" w:name="latex"/>
     <w:p>
       <w:pPr>
         <w:pStyle w:val="Heading1"/>
@@ -2096,7 +2124,7 @@
       <w:r>
         <w:t xml:space="preserve"> </w:t>
       </w:r>
-      <w:hyperlink r:id="rId21">
+      <w:hyperlink r:id="rId23">
         <w:r>
           <w:rPr>
             <w:rStyle w:val="Hyperlink"/>
@@ -2105,7 +2133,7 @@
         </w:r>
       </w:hyperlink>
     </w:p>
-    <w:bookmarkEnd w:id="22"/>
+    <w:bookmarkEnd w:id="24"/>
     <w:sectPr>
       <w:footnotePr>
         <w:numRestart w:val="eachSect"/>

--- a/chapters/common-mistakes-handout.docx
+++ b/chapters/common-mistakes-handout.docx
@@ -1838,22 +1838,13 @@
       </w:r>
     </w:p>
     <w:bookmarkEnd w:id="15"/>
-    <w:bookmarkStart w:id="18" w:name="r"/>
+    <w:bookmarkStart w:id="48" w:name="regression-modeling"/>
     <w:p>
       <w:pPr>
         <w:pStyle w:val="Heading1"/>
       </w:pPr>
       <w:r>
-        <w:t xml:space="preserve">2. R</w:t>
-      </w:r>
-    </w:p>
-    <w:bookmarkStart w:id="17" w:name="dont-copy-paste-code"/>
-    <w:p>
-      <w:pPr>
-        <w:pStyle w:val="Heading2"/>
-      </w:pPr>
-      <w:r>
-        <w:t xml:space="preserve">2.1 Don’t copy-paste code</w:t>
+        <w:t xml:space="preserve">2. Regression modeling</w:t>
       </w:r>
     </w:p>
     <w:p>
@@ -1861,12 +1852,3249 @@
         <w:pStyle w:val="FirstParagraph"/>
       </w:pPr>
       <w:r>
+        <w:t xml:space="preserve">Each mistake in this section is shown in a warning callout,</w:t>
+      </w:r>
+      <w:r>
+        <w:t xml:space="preserve"> </w:t>
+      </w:r>
+      <w:r>
+        <w:t xml:space="preserve">followed by a corrected version.</w:t>
+      </w:r>
+    </w:p>
+    <w:bookmarkStart w:id="22" w:name="X7a71dd0e52175aea621fcffda656a1277931a20"/>
+    <w:p>
+      <w:pPr>
+        <w:pStyle w:val="Heading2"/>
+      </w:pPr>
+      <w:r>
+        <w:t xml:space="preserve">2.1 Logistic-regression coefficients are log odds ratios</w:t>
+      </w:r>
+    </w:p>
+    <w:p>
+      <w:pPr>
+        <w:pStyle w:val="FirstParagraph"/>
+      </w:pPr>
+      <w:r>
+        <w:t xml:space="preserve">In a logistic regression model,</w:t>
+      </w:r>
+      <w:r>
+        <w:t xml:space="preserve"> </w:t>
+      </w:r>
+      <w:r>
+        <w:t xml:space="preserve">a coefficient</w:t>
+      </w:r>
+      <w:r>
+        <w:t xml:space="preserve"> </w:t>
+      </w:r>
+      <m:oMath>
+        <m:sSub>
+          <m:e>
+            <m:r>
+              <m:t>β</m:t>
+            </m:r>
+          </m:e>
+          <m:sub>
+            <m:r>
+              <m:t>j</m:t>
+            </m:r>
+          </m:sub>
+        </m:sSub>
+      </m:oMath>
+      <w:r>
+        <w:t xml:space="preserve"> </w:t>
+      </w:r>
+      <w:r>
+        <w:t xml:space="preserve">is a difference in</w:t>
+      </w:r>
+      <w:r>
+        <w:t xml:space="preserve"> </w:t>
+      </w:r>
+      <w:hyperlink r:id="rId16">
+        <w:r>
+          <w:rPr>
+            <w:rStyle w:val="Hyperlink"/>
+          </w:rPr>
+          <w:t xml:space="preserve">log-odds</w:t>
+        </w:r>
+      </w:hyperlink>
+      <w:r>
+        <w:t xml:space="preserve">,</w:t>
+      </w:r>
+      <w:r>
+        <w:t xml:space="preserve"> </w:t>
+      </w:r>
+      <w:r>
+        <w:t xml:space="preserve">so</w:t>
+      </w:r>
+      <w:r>
+        <w:t xml:space="preserve"> </w:t>
+      </w:r>
+      <m:oMath>
+        <m:r>
+          <m:rPr>
+            <m:sty m:val="p"/>
+          </m:rPr>
+          <m:t>exp</m:t>
+        </m:r>
+        <m:r>
+          <m:t>​</m:t>
+        </m:r>
+        <m:d>
+          <m:dPr>
+            <m:begChr m:val="{"/>
+            <m:sepChr m:val=""/>
+            <m:endChr m:val="}"/>
+            <m:grow/>
+          </m:dPr>
+          <m:e>
+            <m:sSub>
+              <m:e>
+                <m:r>
+                  <m:t>β</m:t>
+                </m:r>
+              </m:e>
+              <m:sub>
+                <m:r>
+                  <m:t>j</m:t>
+                </m:r>
+              </m:sub>
+            </m:sSub>
+          </m:e>
+        </m:d>
+        <m:r>
+          <m:t>​</m:t>
+        </m:r>
+      </m:oMath>
+      <w:r>
+        <w:t xml:space="preserve"> </w:t>
+      </w:r>
+      <w:r>
+        <w:t xml:space="preserve">is an</w:t>
+      </w:r>
+      <w:r>
+        <w:t xml:space="preserve"> </w:t>
+      </w:r>
+      <w:hyperlink r:id="rId17">
+        <w:r>
+          <w:rPr>
+            <w:rStyle w:val="Hyperlink"/>
+          </w:rPr>
+          <w:t xml:space="preserve">odds ratio</w:t>
+        </w:r>
+      </w:hyperlink>
+      <w:r>
+        <w:t xml:space="preserve"> </w:t>
+      </w:r>
+      <w:r>
+        <w:t xml:space="preserve">(see the</w:t>
+      </w:r>
+      <w:r>
+        <w:t xml:space="preserve"> </w:t>
+      </w:r>
+      <w:hyperlink r:id="rId18">
+        <w:r>
+          <w:rPr>
+            <w:rStyle w:val="Hyperlink"/>
+          </w:rPr>
+          <w:t xml:space="preserve">odds ratio theorem for logistic regression</w:t>
+        </w:r>
+      </w:hyperlink>
+      <w:r>
+        <w:t xml:space="preserve">),</w:t>
+      </w:r>
+      <w:r>
+        <w:t xml:space="preserve"> </w:t>
+      </w:r>
+      <w:r>
+        <w:t xml:space="preserve">not a</w:t>
+      </w:r>
+      <w:r>
+        <w:t xml:space="preserve"> </w:t>
+      </w:r>
+      <w:hyperlink r:id="rId19">
+        <w:r>
+          <w:rPr>
+            <w:rStyle w:val="Hyperlink"/>
+          </w:rPr>
+          <w:t xml:space="preserve">risk ratio</w:t>
+        </w:r>
+      </w:hyperlink>
+      <w:r>
+        <w:t xml:space="preserve">:</w:t>
+      </w:r>
+    </w:p>
+    <w:tbl>
+      <w:tblPr>
+        <w:tblStyle w:val="Table"/>
+        <w:tblLook w:firstRow="0" w:lastRow="0" w:firstColumn="0" w:lastColumn="0" w:noHBand="0" w:noVBand="0" w:val="0000"/>
+        <w:tblBorders>
+          <w:top w:val="single" w:sz="4" w:space="0" w:color="EB9113"/>
+          <w:left w:val="single" w:sz="24" w:space="0" w:color="EB9113"/>
+          <w:bottom w:val="single" w:sz="4" w:space="0" w:color="EB9113"/>
+          <w:right w:val="single" w:sz="4" w:space="0" w:color="EB9113"/>
+        </w:tblBorders>
+        <w:tblCellMar>
+          <w:left w:w="144" w:type="dxa"/>
+          <w:right w:w="144" w:type="dxa"/>
+        </w:tblCellMar>
+        <w:tblLook w:firstRow="0" w:lastRow="0" w:firstColumn="0" w:lastColumn="0" w:noHBand="0" w:noVBand="0" w:val="0000"/>
+      </w:tblPr>
+      <w:tr>
+        <w:trPr>
+          <w:cantSplit/>
+        </w:trPr>
+        <w:tc>
+          <w:tcPr>
+            <w:shd w:color="auto" w:fill="fcefdc" w:val="clear"/>
+            <w:tcMar>
+              <w:top w:w="92" w:type="dxa"/>
+              <w:bottom w:w="92" w:type="dxa"/>
+            </w:tcMar>
+          </w:tcPr>
+          <w:p>
+            <w:pPr>
+              <w:pStyle w:val="BodyText"/>
+            </w:pPr>
+            <w:pPr>
+              <w:spacing w:before="0" w:after="0"/>
+              <w:textAlignment w:val="center"/>
+            </w:pPr>
+            <w:r>
+              <w:drawing>
+                <wp:inline>
+                  <wp:extent cx="152400" cy="152400"/>
+                  <wp:effectExtent b="0" l="0" r="0" t="0"/>
+                  <wp:docPr descr="" title="" id="20" name="Picture"/>
+                  <a:graphic>
+                    <a:graphicData uri="http://schemas.openxmlformats.org/drawingml/2006/picture">
+                      <pic:pic>
+                        <pic:nvPicPr>
+                          <pic:cNvPr descr="/opt/quarto/share/formats/docx/warning.png" id="21" name="Picture"/>
+                          <pic:cNvPicPr>
+                            <a:picLocks noChangeArrowheads="1" noChangeAspect="1"/>
+                          </pic:cNvPicPr>
+                        </pic:nvPicPr>
+                        <pic:blipFill>
+                          <a:blip r:embed="rId11"/>
+                          <a:stretch>
+                            <a:fillRect/>
+                          </a:stretch>
+                        </pic:blipFill>
+                        <pic:spPr bwMode="auto">
+                          <a:xfrm>
+                            <a:off x="0" y="0"/>
+                            <a:ext cx="152400" cy="152400"/>
+                          </a:xfrm>
+                          <a:prstGeom prst="rect">
+                            <a:avLst/>
+                          </a:prstGeom>
+                          <a:noFill/>
+                          <a:ln w="9525">
+                            <a:noFill/>
+                            <a:headEnd/>
+                            <a:tailEnd/>
+                          </a:ln>
+                        </pic:spPr>
+                      </pic:pic>
+                    </a:graphicData>
+                  </a:graphic>
+                </wp:inline>
+              </w:drawing>
+            </w:r>
+            <w:r>
+              <w:t xml:space="preserve"> </w:t>
+            </w:r>
+            <w:r>
+              <w:t xml:space="preserve"> </w:t>
+            </w:r>
+            <w:r>
+              <w:t xml:space="preserve">Interpreting</w:t>
+            </w:r>
+            <w:r>
+              <w:t xml:space="preserve"> </w:t>
+            </w:r>
+            <m:oMath>
+              <m:r>
+                <m:rPr>
+                  <m:sty m:val="p"/>
+                </m:rPr>
+                <m:t>exp</m:t>
+              </m:r>
+              <m:r>
+                <m:t>​</m:t>
+              </m:r>
+              <m:d>
+                <m:dPr>
+                  <m:begChr m:val="{"/>
+                  <m:sepChr m:val=""/>
+                  <m:endChr m:val="}"/>
+                  <m:grow/>
+                </m:dPr>
+                <m:e>
+                  <m:sSub>
+                    <m:e>
+                      <m:r>
+                        <m:t>β</m:t>
+                      </m:r>
+                    </m:e>
+                    <m:sub>
+                      <m:r>
+                        <m:t>1</m:t>
+                      </m:r>
+                    </m:sub>
+                  </m:sSub>
+                </m:e>
+              </m:d>
+              <m:r>
+                <m:t>​</m:t>
+              </m:r>
+            </m:oMath>
+            <w:r>
+              <w:t xml:space="preserve"> </w:t>
+            </w:r>
+            <w:r>
+              <w:t xml:space="preserve">as a risk ratio</w:t>
+            </w:r>
+          </w:p>
+        </w:tc>
+      </w:tr>
+      <w:tr>
+        <w:trPr>
+          <w:cantSplit/>
+        </w:trPr>
+        <w:tc>
+          <w:tcPr>
+            <w:tcMar>
+              <w:top w:w="108" w:type="dxa"/>
+              <w:bottom w:w="108" w:type="dxa"/>
+            </w:tcMar>
+          </w:tcPr>
+          <w:p>
+            <w:pPr>
+              <w:pStyle w:val="BodyText"/>
+            </w:pPr>
+            <w:pPr>
+              <w:spacing w:before="16" w:after="16"/>
+            </w:pPr>
+            <w:r>
+              <w:t xml:space="preserve">“</w:t>
+            </w:r>
+            <m:oMath>
+              <m:r>
+                <m:rPr>
+                  <m:sty m:val="p"/>
+                </m:rPr>
+                <m:t>exp</m:t>
+              </m:r>
+              <m:r>
+                <m:t>​</m:t>
+              </m:r>
+              <m:d>
+                <m:dPr>
+                  <m:begChr m:val="{"/>
+                  <m:sepChr m:val=""/>
+                  <m:endChr m:val="}"/>
+                  <m:grow/>
+                </m:dPr>
+                <m:e>
+                  <m:sSub>
+                    <m:e>
+                      <m:r>
+                        <m:t>β</m:t>
+                      </m:r>
+                    </m:e>
+                    <m:sub>
+                      <m:r>
+                        <m:t>1</m:t>
+                      </m:r>
+                    </m:sub>
+                  </m:sSub>
+                </m:e>
+              </m:d>
+              <m:r>
+                <m:t>​</m:t>
+              </m:r>
+              <m:r>
+                <m:rPr>
+                  <m:sty m:val="p"/>
+                </m:rPr>
+                <m:t>=</m:t>
+              </m:r>
+              <m:r>
+                <m:t>1.5</m:t>
+              </m:r>
+            </m:oMath>
+            <w:r>
+              <w:t xml:space="preserve">,</w:t>
+            </w:r>
+            <w:r>
+              <w:t xml:space="preserve"> </w:t>
+            </w:r>
+            <w:r>
+              <w:t xml:space="preserve">so a one-unit increase in</w:t>
+            </w:r>
+            <w:r>
+              <w:t xml:space="preserve"> </w:t>
+            </w:r>
+            <m:oMath>
+              <m:sSub>
+                <m:e>
+                  <m:r>
+                    <m:t>x</m:t>
+                  </m:r>
+                </m:e>
+                <m:sub>
+                  <m:r>
+                    <m:t>1</m:t>
+                  </m:r>
+                </m:sub>
+              </m:sSub>
+            </m:oMath>
+            <w:r>
+              <w:t xml:space="preserve"> </w:t>
+            </w:r>
+            <w:r>
+              <w:t xml:space="preserve">makes the outcome 50% more likely.”</w:t>
+            </w:r>
+          </w:p>
+          <w:p/>
+        </w:tc>
+      </w:tr>
+    </w:tbl>
+    <w:p>
+      <w:pPr>
+        <w:pStyle w:val="BodyText"/>
+      </w:pPr>
+      <w:r>
+        <w:t xml:space="preserve"> </w:t>
+      </w:r>
+    </w:p>
+    <w:tbl>
+      <w:tblPr>
+        <w:tblStyle w:val="Table"/>
+        <w:tblLook w:firstRow="0" w:lastRow="0" w:firstColumn="0" w:lastColumn="0" w:noHBand="0" w:noVBand="0" w:val="0000"/>
+        <w:tblBorders>
+          <w:top w:val="single" w:sz="4" w:space="0" w:color="909090"/>
+          <w:left w:val="single" w:sz="24" w:space="0" w:color="909090"/>
+          <w:bottom w:val="single" w:sz="4" w:space="0" w:color="909090"/>
+          <w:right w:val="single" w:sz="4" w:space="0" w:color="909090"/>
+        </w:tblBorders>
+        <w:tblCellMar>
+          <w:left w:w="144" w:type="dxa"/>
+          <w:right w:w="144" w:type="dxa"/>
+        </w:tblCellMar>
+        <w:tblLook w:firstRow="0" w:lastRow="0" w:firstColumn="0" w:lastColumn="0" w:noHBand="0" w:noVBand="0" w:val="0000"/>
+      </w:tblPr>
+      <w:tr>
+        <w:trPr>
+          <w:cantSplit/>
+        </w:trPr>
+        <w:tc>
+          <w:tcPr>
+            <w:shd w:color="auto" w:fill="e6e6e6" w:val="clear"/>
+            <w:tcMar>
+              <w:top w:w="92" w:type="dxa"/>
+              <w:bottom w:w="92" w:type="dxa"/>
+            </w:tcMar>
+          </w:tcPr>
+          <w:p>
+            <w:pPr>
+              <w:pStyle w:val="BodyText"/>
+            </w:pPr>
+            <w:pPr>
+              <w:spacing w:before="16" w:after="16"/>
+            </w:pPr>
+            <w:r>
+              <w:t xml:space="preserve">Solution</w:t>
+            </w:r>
+          </w:p>
+        </w:tc>
+      </w:tr>
+      <w:tr>
+        <w:trPr>
+          <w:cantSplit/>
+        </w:trPr>
+        <w:tc>
+          <w:tcPr>
+            <w:tcMar>
+              <w:top w:w="108" w:type="dxa"/>
+              <w:bottom w:w="108" w:type="dxa"/>
+            </w:tcMar>
+          </w:tcPr>
+          <w:p>
+            <w:pPr>
+              <w:pStyle w:val="BodyText"/>
+            </w:pPr>
+            <w:r>
+              <w:rPr>
+                <w:i/>
+                <w:iCs/>
+              </w:rPr>
+              <w:t xml:space="preserve">Solution</w:t>
+            </w:r>
+            <w:r>
+              <w:t xml:space="preserve">. </w:t>
+            </w:r>
+            <w:r>
+              <w:t xml:space="preserve">“</w:t>
+            </w:r>
+            <m:oMath>
+              <m:r>
+                <m:rPr>
+                  <m:sty m:val="p"/>
+                </m:rPr>
+                <m:t>exp</m:t>
+              </m:r>
+              <m:r>
+                <m:t>​</m:t>
+              </m:r>
+              <m:d>
+                <m:dPr>
+                  <m:begChr m:val="{"/>
+                  <m:sepChr m:val=""/>
+                  <m:endChr m:val="}"/>
+                  <m:grow/>
+                </m:dPr>
+                <m:e>
+                  <m:sSub>
+                    <m:e>
+                      <m:r>
+                        <m:t>β</m:t>
+                      </m:r>
+                    </m:e>
+                    <m:sub>
+                      <m:r>
+                        <m:t>1</m:t>
+                      </m:r>
+                    </m:sub>
+                  </m:sSub>
+                </m:e>
+              </m:d>
+              <m:r>
+                <m:t>​</m:t>
+              </m:r>
+              <m:r>
+                <m:rPr>
+                  <m:sty m:val="p"/>
+                </m:rPr>
+                <m:t>=</m:t>
+              </m:r>
+              <m:r>
+                <m:t>1.5</m:t>
+              </m:r>
+            </m:oMath>
+            <w:r>
+              <w:t xml:space="preserve">,</w:t>
+            </w:r>
+            <w:r>
+              <w:t xml:space="preserve"> </w:t>
+            </w:r>
+            <w:r>
+              <w:t xml:space="preserve">so a one-unit increase in</w:t>
+            </w:r>
+            <w:r>
+              <w:t xml:space="preserve"> </w:t>
+            </w:r>
+            <m:oMath>
+              <m:sSub>
+                <m:e>
+                  <m:r>
+                    <m:t>x</m:t>
+                  </m:r>
+                </m:e>
+                <m:sub>
+                  <m:r>
+                    <m:t>1</m:t>
+                  </m:r>
+                </m:sub>
+              </m:sSub>
+            </m:oMath>
+            <w:r>
+              <w:t xml:space="preserve"> </w:t>
+            </w:r>
+            <w:r>
+              <w:t xml:space="preserve">multiplies the</w:t>
+            </w:r>
+            <w:r>
+              <w:t xml:space="preserve"> </w:t>
+            </w:r>
+            <w:r>
+              <w:rPr>
+                <w:b/>
+                <w:bCs/>
+              </w:rPr>
+              <w:t xml:space="preserve">odds</w:t>
+            </w:r>
+            <w:r>
+              <w:t xml:space="preserve"> </w:t>
+            </w:r>
+            <w:r>
+              <w:t xml:space="preserve">of the outcome by 1.5,</w:t>
+            </w:r>
+            <w:r>
+              <w:t xml:space="preserve"> </w:t>
+            </w:r>
+            <w:r>
+              <w:t xml:space="preserve">holding the other covariates fixed:</w:t>
+            </w:r>
+            <w:r>
+              <w:t xml:space="preserve"> </w:t>
+            </w:r>
+            <m:oMath>
+              <m:sSub>
+                <m:e>
+                  <m:r>
+                    <m:rPr>
+                      <m:nor/>
+                      <m:sty m:val="p"/>
+                    </m:rPr>
+                    <m:t>ϙ</m:t>
+                  </m:r>
+                </m:e>
+                <m:sub>
+                  <m:r>
+                    <m:t>ω</m:t>
+                  </m:r>
+                </m:sub>
+              </m:sSub>
+              <m:r>
+                <m:rPr>
+                  <m:sty m:val="p"/>
+                </m:rPr>
+                <m:t>(</m:t>
+              </m:r>
+              <m:acc>
+                <m:accPr>
+                  <m:chr m:val="̃"/>
+                </m:accPr>
+                <m:e>
+                  <m:r>
+                    <m:t>x</m:t>
+                  </m:r>
+                </m:e>
+              </m:acc>
+              <m:r>
+                <m:rPr>
+                  <m:sty m:val="p"/>
+                </m:rPr>
+                <m:t>,</m:t>
+              </m:r>
+              <m:sSup>
+                <m:e>
+                  <m:acc>
+                    <m:accPr>
+                      <m:chr m:val="̃"/>
+                    </m:accPr>
+                    <m:e>
+                      <m:r>
+                        <m:t>x</m:t>
+                      </m:r>
+                    </m:e>
+                  </m:acc>
+                </m:e>
+                <m:sup>
+                  <m:r>
+                    <m:rPr>
+                      <m:sty m:val="p"/>
+                    </m:rPr>
+                    <m:t>*</m:t>
+                  </m:r>
+                </m:sup>
+              </m:sSup>
+              <m:r>
+                <m:rPr>
+                  <m:sty m:val="p"/>
+                </m:rPr>
+                <m:t>)</m:t>
+              </m:r>
+              <m:r>
+                <m:rPr>
+                  <m:sty m:val="p"/>
+                </m:rPr>
+                <m:t>=</m:t>
+              </m:r>
+              <m:r>
+                <m:t>1.5</m:t>
+              </m:r>
+            </m:oMath>
+            <w:r>
+              <w:t xml:space="preserve"> </w:t>
+            </w:r>
+            <w:r>
+              <w:t xml:space="preserve">when</w:t>
+            </w:r>
+            <w:r>
+              <w:t xml:space="preserve"> </w:t>
+            </w:r>
+            <m:oMath>
+              <m:acc>
+                <m:accPr>
+                  <m:chr m:val="̃"/>
+                </m:accPr>
+                <m:e>
+                  <m:r>
+                    <m:t>x</m:t>
+                  </m:r>
+                </m:e>
+              </m:acc>
+            </m:oMath>
+            <w:r>
+              <w:t xml:space="preserve"> </w:t>
+            </w:r>
+            <w:r>
+              <w:t xml:space="preserve">and</w:t>
+            </w:r>
+            <w:r>
+              <w:t xml:space="preserve"> </w:t>
+            </w:r>
+            <m:oMath>
+              <m:sSup>
+                <m:e>
+                  <m:acc>
+                    <m:accPr>
+                      <m:chr m:val="̃"/>
+                    </m:accPr>
+                    <m:e>
+                      <m:r>
+                        <m:t>x</m:t>
+                      </m:r>
+                    </m:e>
+                  </m:acc>
+                </m:e>
+                <m:sup>
+                  <m:r>
+                    <m:rPr>
+                      <m:sty m:val="p"/>
+                    </m:rPr>
+                    <m:t>*</m:t>
+                  </m:r>
+                </m:sup>
+              </m:sSup>
+            </m:oMath>
+            <w:r>
+              <w:t xml:space="preserve"> </w:t>
+            </w:r>
+            <w:r>
+              <w:t xml:space="preserve">differ by one unit in</w:t>
+            </w:r>
+            <w:r>
+              <w:t xml:space="preserve"> </w:t>
+            </w:r>
+            <m:oMath>
+              <m:sSub>
+                <m:e>
+                  <m:r>
+                    <m:t>x</m:t>
+                  </m:r>
+                </m:e>
+                <m:sub>
+                  <m:r>
+                    <m:t>1</m:t>
+                  </m:r>
+                </m:sub>
+              </m:sSub>
+            </m:oMath>
+            <w:r>
+              <w:t xml:space="preserve"> </w:t>
+            </w:r>
+            <w:r>
+              <w:t xml:space="preserve">only.”</w:t>
+            </w:r>
+          </w:p>
+          <w:p/>
+        </w:tc>
+      </w:tr>
+    </w:tbl>
+    <w:bookmarkEnd w:id="22"/>
+    <w:bookmarkStart w:id="26" w:name="X32a922b6697b415fbd5b94b0a90e6a5a169515a"/>
+    <w:p>
+      <w:pPr>
+        <w:pStyle w:val="Heading2"/>
+      </w:pPr>
+      <w:r>
+        <w:t xml:space="preserve">2.2 Odds ratios approximate risk ratios only for rare outcomes</w:t>
+      </w:r>
+    </w:p>
+    <w:p>
+      <w:pPr>
+        <w:pStyle w:val="FirstParagraph"/>
+      </w:pPr>
+      <w:r>
+        <w:t xml:space="preserve">The</w:t>
+      </w:r>
+      <w:r>
+        <w:t xml:space="preserve"> </w:t>
+      </w:r>
+      <w:hyperlink r:id="rId17">
+        <w:r>
+          <w:rPr>
+            <w:rStyle w:val="Hyperlink"/>
+          </w:rPr>
+          <w:t xml:space="preserve">odds ratio</w:t>
+        </w:r>
+      </w:hyperlink>
+      <w:r>
+        <w:t xml:space="preserve"> </w:t>
+      </w:r>
+      <w:r>
+        <w:t xml:space="preserve">equals the</w:t>
+      </w:r>
+      <w:r>
+        <w:t xml:space="preserve"> </w:t>
+      </w:r>
+      <w:hyperlink r:id="rId19">
+        <w:r>
+          <w:rPr>
+            <w:rStyle w:val="Hyperlink"/>
+          </w:rPr>
+          <w:t xml:space="preserve">risk ratio</w:t>
+        </w:r>
+      </w:hyperlink>
+      <w:r>
+        <w:t xml:space="preserve"> </w:t>
+      </w:r>
+      <w:r>
+        <w:t xml:space="preserve">times the correction factor</w:t>
+      </w:r>
+      <w:r>
+        <w:t xml:space="preserve"> </w:t>
+      </w:r>
+      <m:oMath>
+        <m:f>
+          <m:fPr>
+            <m:type m:val="bar"/>
+          </m:fPr>
+          <m:num>
+            <m:r>
+              <m:t>1</m:t>
+            </m:r>
+            <m:r>
+              <m:rPr>
+                <m:sty m:val="p"/>
+              </m:rPr>
+              <m:t>−</m:t>
+            </m:r>
+            <m:sSub>
+              <m:e>
+                <m:r>
+                  <m:t>π</m:t>
+                </m:r>
+              </m:e>
+              <m:sub>
+                <m:r>
+                  <m:t>2</m:t>
+                </m:r>
+              </m:sub>
+            </m:sSub>
+          </m:num>
+          <m:den>
+            <m:r>
+              <m:t>1</m:t>
+            </m:r>
+            <m:r>
+              <m:rPr>
+                <m:sty m:val="p"/>
+              </m:rPr>
+              <m:t>−</m:t>
+            </m:r>
+            <m:sSub>
+              <m:e>
+                <m:r>
+                  <m:t>π</m:t>
+                </m:r>
+              </m:e>
+              <m:sub>
+                <m:r>
+                  <m:t>1</m:t>
+                </m:r>
+              </m:sub>
+            </m:sSub>
+          </m:den>
+        </m:f>
+      </m:oMath>
+      <w:r>
+        <w:t xml:space="preserve"> </w:t>
+      </w:r>
+      <w:r>
+        <w:t xml:space="preserve">(see the</w:t>
+      </w:r>
+      <w:r>
+        <w:t xml:space="preserve"> </w:t>
+      </w:r>
+      <w:hyperlink r:id="rId23">
+        <w:r>
+          <w:rPr>
+            <w:rStyle w:val="Hyperlink"/>
+          </w:rPr>
+          <w:t xml:space="preserve">odds ratio correction-factor theorem</w:t>
+        </w:r>
+      </w:hyperlink>
+      <w:r>
+        <w:t xml:space="preserve">).</w:t>
+      </w:r>
+      <w:r>
+        <w:t xml:space="preserve"> </w:t>
+      </w:r>
+      <w:r>
+        <w:t xml:space="preserve">That correction factor is close to 1 only when both risks are small.</w:t>
+      </w:r>
+    </w:p>
+    <w:tbl>
+      <w:tblPr>
+        <w:tblStyle w:val="Table"/>
+        <w:tblLook w:firstRow="0" w:lastRow="0" w:firstColumn="0" w:lastColumn="0" w:noHBand="0" w:noVBand="0" w:val="0000"/>
+        <w:tblBorders>
+          <w:top w:val="single" w:sz="4" w:space="0" w:color="EB9113"/>
+          <w:left w:val="single" w:sz="24" w:space="0" w:color="EB9113"/>
+          <w:bottom w:val="single" w:sz="4" w:space="0" w:color="EB9113"/>
+          <w:right w:val="single" w:sz="4" w:space="0" w:color="EB9113"/>
+        </w:tblBorders>
+        <w:tblCellMar>
+          <w:left w:w="144" w:type="dxa"/>
+          <w:right w:w="144" w:type="dxa"/>
+        </w:tblCellMar>
+        <w:tblLook w:firstRow="0" w:lastRow="0" w:firstColumn="0" w:lastColumn="0" w:noHBand="0" w:noVBand="0" w:val="0000"/>
+      </w:tblPr>
+      <w:tr>
+        <w:trPr>
+          <w:cantSplit/>
+        </w:trPr>
+        <w:tc>
+          <w:tcPr>
+            <w:shd w:color="auto" w:fill="fcefdc" w:val="clear"/>
+            <w:tcMar>
+              <w:top w:w="92" w:type="dxa"/>
+              <w:bottom w:w="92" w:type="dxa"/>
+            </w:tcMar>
+          </w:tcPr>
+          <w:p>
+            <w:pPr>
+              <w:pStyle w:val="BodyText"/>
+            </w:pPr>
+            <w:pPr>
+              <w:spacing w:before="0" w:after="0"/>
+              <w:textAlignment w:val="center"/>
+            </w:pPr>
+            <w:r>
+              <w:drawing>
+                <wp:inline>
+                  <wp:extent cx="152400" cy="152400"/>
+                  <wp:effectExtent b="0" l="0" r="0" t="0"/>
+                  <wp:docPr descr="" title="" id="24" name="Picture"/>
+                  <a:graphic>
+                    <a:graphicData uri="http://schemas.openxmlformats.org/drawingml/2006/picture">
+                      <pic:pic>
+                        <pic:nvPicPr>
+                          <pic:cNvPr descr="/opt/quarto/share/formats/docx/warning.png" id="25" name="Picture"/>
+                          <pic:cNvPicPr>
+                            <a:picLocks noChangeArrowheads="1" noChangeAspect="1"/>
+                          </pic:cNvPicPr>
+                        </pic:nvPicPr>
+                        <pic:blipFill>
+                          <a:blip r:embed="rId11"/>
+                          <a:stretch>
+                            <a:fillRect/>
+                          </a:stretch>
+                        </pic:blipFill>
+                        <pic:spPr bwMode="auto">
+                          <a:xfrm>
+                            <a:off x="0" y="0"/>
+                            <a:ext cx="152400" cy="152400"/>
+                          </a:xfrm>
+                          <a:prstGeom prst="rect">
+                            <a:avLst/>
+                          </a:prstGeom>
+                          <a:noFill/>
+                          <a:ln w="9525">
+                            <a:noFill/>
+                            <a:headEnd/>
+                            <a:tailEnd/>
+                          </a:ln>
+                        </pic:spPr>
+                      </pic:pic>
+                    </a:graphicData>
+                  </a:graphic>
+                </wp:inline>
+              </w:drawing>
+            </w:r>
+            <w:r>
+              <w:t xml:space="preserve"> </w:t>
+            </w:r>
+            <w:r>
+              <w:t xml:space="preserve"> </w:t>
+            </w:r>
+            <w:r>
+              <w:t xml:space="preserve">Reporting an odds ratio as a risk ratio for a common outcome</w:t>
+            </w:r>
+          </w:p>
+        </w:tc>
+      </w:tr>
+      <w:tr>
+        <w:trPr>
+          <w:cantSplit/>
+        </w:trPr>
+        <w:tc>
+          <w:tcPr>
+            <w:tcMar>
+              <w:top w:w="108" w:type="dxa"/>
+              <w:bottom w:w="108" w:type="dxa"/>
+            </w:tcMar>
+          </w:tcPr>
+          <w:p>
+            <w:pPr>
+              <w:pStyle w:val="BodyText"/>
+            </w:pPr>
+            <w:pPr>
+              <w:spacing w:before="16" w:after="16"/>
+            </w:pPr>
+            <m:oMath>
+              <m:sSub>
+                <m:e>
+                  <m:r>
+                    <m:t>π</m:t>
+                  </m:r>
+                </m:e>
+                <m:sub>
+                  <m:r>
+                    <m:t>1</m:t>
+                  </m:r>
+                </m:sub>
+              </m:sSub>
+              <m:r>
+                <m:rPr>
+                  <m:sty m:val="p"/>
+                </m:rPr>
+                <m:t>=</m:t>
+              </m:r>
+              <m:r>
+                <m:t>0.4</m:t>
+              </m:r>
+            </m:oMath>
+            <w:r>
+              <w:t xml:space="preserve">,</w:t>
+            </w:r>
+            <w:r>
+              <w:t xml:space="preserve"> </w:t>
+            </w:r>
+            <m:oMath>
+              <m:sSub>
+                <m:e>
+                  <m:r>
+                    <m:t>π</m:t>
+                  </m:r>
+                </m:e>
+                <m:sub>
+                  <m:r>
+                    <m:t>2</m:t>
+                  </m:r>
+                </m:sub>
+              </m:sSub>
+              <m:r>
+                <m:rPr>
+                  <m:sty m:val="p"/>
+                </m:rPr>
+                <m:t>=</m:t>
+              </m:r>
+              <m:r>
+                <m:t>0.2</m:t>
+              </m:r>
+            </m:oMath>
+            <w:r>
+              <w:t xml:space="preserve">, odds ratio</w:t>
+            </w:r>
+            <w:r>
+              <w:t xml:space="preserve"> </w:t>
+            </w:r>
+            <m:oMath>
+              <m:r>
+                <m:rPr>
+                  <m:sty m:val="p"/>
+                </m:rPr>
+                <m:t>=</m:t>
+              </m:r>
+              <m:r>
+                <m:t>2.67</m:t>
+              </m:r>
+            </m:oMath>
+            <w:r>
+              <w:t xml:space="preserve">:</w:t>
+            </w:r>
+            <w:r>
+              <w:t xml:space="preserve"> </w:t>
+            </w:r>
+            <w:r>
+              <w:t xml:space="preserve">“exposed participants had 2.67 times the risk of unexposed participants.”</w:t>
+            </w:r>
+          </w:p>
+          <w:p/>
+        </w:tc>
+      </w:tr>
+    </w:tbl>
+    <w:p>
+      <w:pPr>
+        <w:pStyle w:val="BodyText"/>
+      </w:pPr>
+      <w:r>
+        <w:t xml:space="preserve"> </w:t>
+      </w:r>
+    </w:p>
+    <w:tbl>
+      <w:tblPr>
+        <w:tblStyle w:val="Table"/>
+        <w:tblLook w:firstRow="0" w:lastRow="0" w:firstColumn="0" w:lastColumn="0" w:noHBand="0" w:noVBand="0" w:val="0000"/>
+        <w:tblBorders>
+          <w:top w:val="single" w:sz="4" w:space="0" w:color="909090"/>
+          <w:left w:val="single" w:sz="24" w:space="0" w:color="909090"/>
+          <w:bottom w:val="single" w:sz="4" w:space="0" w:color="909090"/>
+          <w:right w:val="single" w:sz="4" w:space="0" w:color="909090"/>
+        </w:tblBorders>
+        <w:tblCellMar>
+          <w:left w:w="144" w:type="dxa"/>
+          <w:right w:w="144" w:type="dxa"/>
+        </w:tblCellMar>
+        <w:tblLook w:firstRow="0" w:lastRow="0" w:firstColumn="0" w:lastColumn="0" w:noHBand="0" w:noVBand="0" w:val="0000"/>
+      </w:tblPr>
+      <w:tr>
+        <w:trPr>
+          <w:cantSplit/>
+        </w:trPr>
+        <w:tc>
+          <w:tcPr>
+            <w:shd w:color="auto" w:fill="e6e6e6" w:val="clear"/>
+            <w:tcMar>
+              <w:top w:w="92" w:type="dxa"/>
+              <w:bottom w:w="92" w:type="dxa"/>
+            </w:tcMar>
+          </w:tcPr>
+          <w:p>
+            <w:pPr>
+              <w:pStyle w:val="BodyText"/>
+            </w:pPr>
+            <w:pPr>
+              <w:spacing w:before="16" w:after="16"/>
+            </w:pPr>
+            <w:r>
+              <w:t xml:space="preserve">Solution</w:t>
+            </w:r>
+          </w:p>
+        </w:tc>
+      </w:tr>
+      <w:tr>
+        <w:trPr>
+          <w:cantSplit/>
+        </w:trPr>
+        <w:tc>
+          <w:tcPr>
+            <w:tcMar>
+              <w:top w:w="108" w:type="dxa"/>
+              <w:bottom w:w="108" w:type="dxa"/>
+            </w:tcMar>
+          </w:tcPr>
+          <w:p>
+            <w:pPr>
+              <w:pStyle w:val="BodyText"/>
+            </w:pPr>
+            <w:r>
+              <w:rPr>
+                <w:i/>
+                <w:iCs/>
+              </w:rPr>
+              <w:t xml:space="preserve">Solution</w:t>
+            </w:r>
+            <w:r>
+              <w:t xml:space="preserve">. </w:t>
+            </w:r>
+            <w:r>
+              <w:t xml:space="preserve">The risk ratio is</w:t>
+            </w:r>
+            <w:r>
+              <w:t xml:space="preserve"> </w:t>
+            </w:r>
+            <m:oMath>
+              <m:f>
+                <m:fPr>
+                  <m:type m:val="bar"/>
+                </m:fPr>
+                <m:num>
+                  <m:sSub>
+                    <m:e>
+                      <m:r>
+                        <m:t>π</m:t>
+                      </m:r>
+                    </m:e>
+                    <m:sub>
+                      <m:r>
+                        <m:t>1</m:t>
+                      </m:r>
+                    </m:sub>
+                  </m:sSub>
+                </m:num>
+                <m:den>
+                  <m:sSub>
+                    <m:e>
+                      <m:r>
+                        <m:t>π</m:t>
+                      </m:r>
+                    </m:e>
+                    <m:sub>
+                      <m:r>
+                        <m:t>2</m:t>
+                      </m:r>
+                    </m:sub>
+                  </m:sSub>
+                </m:den>
+              </m:f>
+              <m:r>
+                <m:rPr>
+                  <m:sty m:val="p"/>
+                </m:rPr>
+                <m:t>=</m:t>
+              </m:r>
+              <m:f>
+                <m:fPr>
+                  <m:type m:val="bar"/>
+                </m:fPr>
+                <m:num>
+                  <m:r>
+                    <m:t>0.4</m:t>
+                  </m:r>
+                </m:num>
+                <m:den>
+                  <m:r>
+                    <m:t>0.2</m:t>
+                  </m:r>
+                </m:den>
+              </m:f>
+              <m:r>
+                <m:rPr>
+                  <m:sty m:val="p"/>
+                </m:rPr>
+                <m:t>=</m:t>
+              </m:r>
+              <m:r>
+                <m:t>2</m:t>
+              </m:r>
+            </m:oMath>
+            <w:r>
+              <w:t xml:space="preserve">.</w:t>
+            </w:r>
+            <w:r>
+              <w:t xml:space="preserve"> </w:t>
+            </w:r>
+            <w:r>
+              <w:t xml:space="preserve">The odds ratio is</w:t>
+            </w:r>
+            <w:r>
+              <w:t xml:space="preserve"> </w:t>
+            </w:r>
+            <m:oMath>
+              <m:f>
+                <m:fPr>
+                  <m:type m:val="bar"/>
+                </m:fPr>
+                <m:num>
+                  <m:r>
+                    <m:t>0.4</m:t>
+                  </m:r>
+                  <m:r>
+                    <m:rPr>
+                      <m:sty m:val="p"/>
+                    </m:rPr>
+                    <m:t>/</m:t>
+                  </m:r>
+                  <m:r>
+                    <m:t>0.6</m:t>
+                  </m:r>
+                </m:num>
+                <m:den>
+                  <m:r>
+                    <m:t>0.2</m:t>
+                  </m:r>
+                  <m:r>
+                    <m:rPr>
+                      <m:sty m:val="p"/>
+                    </m:rPr>
+                    <m:t>/</m:t>
+                  </m:r>
+                  <m:r>
+                    <m:t>0.8</m:t>
+                  </m:r>
+                </m:den>
+              </m:f>
+              <m:r>
+                <m:rPr>
+                  <m:sty m:val="p"/>
+                </m:rPr>
+                <m:t>=</m:t>
+              </m:r>
+              <m:f>
+                <m:fPr>
+                  <m:type m:val="bar"/>
+                </m:fPr>
+                <m:num>
+                  <m:r>
+                    <m:t>0.667</m:t>
+                  </m:r>
+                </m:num>
+                <m:den>
+                  <m:r>
+                    <m:t>0.25</m:t>
+                  </m:r>
+                </m:den>
+              </m:f>
+              <m:r>
+                <m:rPr>
+                  <m:sty m:val="p"/>
+                </m:rPr>
+                <m:t>=</m:t>
+              </m:r>
+              <m:r>
+                <m:t>2.67</m:t>
+              </m:r>
+            </m:oMath>
+            <w:r>
+              <w:t xml:space="preserve">,</w:t>
+            </w:r>
+            <w:r>
+              <w:t xml:space="preserve"> </w:t>
+            </w:r>
+            <w:r>
+              <w:t xml:space="preserve">which equals</w:t>
+            </w:r>
+            <w:r>
+              <w:t xml:space="preserve"> </w:t>
+            </w:r>
+            <m:oMath>
+              <m:r>
+                <m:t>2</m:t>
+              </m:r>
+              <m:r>
+                <m:rPr>
+                  <m:sty m:val="p"/>
+                </m:rPr>
+                <m:t>⋅</m:t>
+              </m:r>
+              <m:f>
+                <m:fPr>
+                  <m:type m:val="bar"/>
+                </m:fPr>
+                <m:num>
+                  <m:r>
+                    <m:t>0.8</m:t>
+                  </m:r>
+                </m:num>
+                <m:den>
+                  <m:r>
+                    <m:t>0.6</m:t>
+                  </m:r>
+                </m:den>
+              </m:f>
+            </m:oMath>
+            <w:r>
+              <w:t xml:space="preserve">.</w:t>
+            </w:r>
+            <w:r>
+              <w:t xml:space="preserve"> </w:t>
+            </w:r>
+            <w:r>
+              <w:t xml:space="preserve">Report</w:t>
+            </w:r>
+            <w:r>
+              <w:t xml:space="preserve"> </w:t>
+            </w:r>
+            <w:r>
+              <w:t xml:space="preserve">“2.67 times the odds”</w:t>
+            </w:r>
+            <w:r>
+              <w:t xml:space="preserve">, or estimate the risk ratio directly.</w:t>
+            </w:r>
+          </w:p>
+          <w:p/>
+        </w:tc>
+      </w:tr>
+    </w:tbl>
+    <w:bookmarkEnd w:id="26"/>
+    <w:bookmarkStart w:id="33" w:name="poisson-rate-models-need-an-offset"/>
+    <w:p>
+      <w:pPr>
+        <w:pStyle w:val="Heading2"/>
+      </w:pPr>
+      <w:r>
+        <w:t xml:space="preserve">2.3 Poisson rate models need an offset</w:t>
+      </w:r>
+    </w:p>
+    <w:p>
+      <w:pPr>
+        <w:pStyle w:val="FirstParagraph"/>
+      </w:pPr>
+      <w:r>
+        <w:t xml:space="preserve">When subjects have different amounts of follow-up time</w:t>
+      </w:r>
+      <w:r>
+        <w:t xml:space="preserve"> </w:t>
+      </w:r>
+      <m:oMath>
+        <m:r>
+          <m:t>t</m:t>
+        </m:r>
+      </m:oMath>
+      <w:r>
+        <w:t xml:space="preserve">,</w:t>
+      </w:r>
+      <w:r>
+        <w:t xml:space="preserve"> </w:t>
+      </w:r>
+      <w:r>
+        <w:t xml:space="preserve">a Poisson model for an event rate includes</w:t>
+      </w:r>
+      <w:r>
+        <w:t xml:space="preserve"> </w:t>
+      </w:r>
+      <m:oMath>
+        <m:r>
+          <m:rPr>
+            <m:sty m:val="p"/>
+          </m:rPr>
+          <m:t>log</m:t>
+        </m:r>
+        <m:r>
+          <m:t>​</m:t>
+        </m:r>
+        <m:d>
+          <m:dPr>
+            <m:begChr m:val="{"/>
+            <m:sepChr m:val=""/>
+            <m:endChr m:val="}"/>
+            <m:grow/>
+          </m:dPr>
+          <m:e>
+            <m:r>
+              <m:t>t</m:t>
+            </m:r>
+          </m:e>
+        </m:d>
+        <m:r>
+          <m:t>​</m:t>
+        </m:r>
+      </m:oMath>
+      <w:r>
+        <w:t xml:space="preserve"> </w:t>
+      </w:r>
+      <w:r>
+        <w:t xml:space="preserve">as an</w:t>
+      </w:r>
+      <w:r>
+        <w:t xml:space="preserve"> </w:t>
+      </w:r>
+      <w:hyperlink r:id="rId27">
+        <w:r>
+          <w:rPr>
+            <w:rStyle w:val="Hyperlink"/>
+          </w:rPr>
+          <w:t xml:space="preserve">offset</w:t>
+        </w:r>
+      </w:hyperlink>
+      <w:r>
+        <w:t xml:space="preserve"> </w:t>
+      </w:r>
+      <w:r>
+        <w:t xml:space="preserve">(see the</w:t>
+      </w:r>
+      <w:r>
+        <w:t xml:space="preserve"> </w:t>
+      </w:r>
+      <w:hyperlink r:id="rId28">
+        <w:r>
+          <w:rPr>
+            <w:rStyle w:val="Hyperlink"/>
+          </w:rPr>
+          <w:t xml:space="preserve">Poisson rate model’s mean</w:t>
+        </w:r>
+      </w:hyperlink>
+      <w:r>
+        <w:t xml:space="preserve">).</w:t>
+      </w:r>
+      <w:r>
+        <w:t xml:space="preserve"> </w:t>
+      </w:r>
+      <w:r>
+        <w:t xml:space="preserve">Without the offset term,</w:t>
+      </w:r>
+      <w:r>
+        <w:t xml:space="preserve"> </w:t>
+      </w:r>
+      <w:r>
+        <w:t xml:space="preserve">the model describes expected counts, not rates,</w:t>
+      </w:r>
+      <w:r>
+        <w:t xml:space="preserve"> </w:t>
+      </w:r>
+      <w:r>
+        <w:t xml:space="preserve">and</w:t>
+      </w:r>
+      <w:r>
+        <w:t xml:space="preserve"> </w:t>
+      </w:r>
+      <m:oMath>
+        <m:r>
+          <m:rPr>
+            <m:sty m:val="p"/>
+          </m:rPr>
+          <m:t>exp</m:t>
+        </m:r>
+        <m:r>
+          <m:t>​</m:t>
+        </m:r>
+        <m:d>
+          <m:dPr>
+            <m:begChr m:val="{"/>
+            <m:sepChr m:val=""/>
+            <m:endChr m:val="}"/>
+            <m:grow/>
+          </m:dPr>
+          <m:e>
+            <m:sSub>
+              <m:e>
+                <m:r>
+                  <m:t>β</m:t>
+                </m:r>
+              </m:e>
+              <m:sub>
+                <m:r>
+                  <m:t>j</m:t>
+                </m:r>
+              </m:sub>
+            </m:sSub>
+          </m:e>
+        </m:d>
+        <m:r>
+          <m:t>​</m:t>
+        </m:r>
+      </m:oMath>
+      <w:r>
+        <w:t xml:space="preserve"> </w:t>
+      </w:r>
+      <w:r>
+        <w:t xml:space="preserve">is a ratio of expected counts rather than a</w:t>
+      </w:r>
+      <w:r>
+        <w:t xml:space="preserve"> </w:t>
+      </w:r>
+      <w:hyperlink r:id="rId29">
+        <w:r>
+          <w:rPr>
+            <w:rStyle w:val="Hyperlink"/>
+          </w:rPr>
+          <w:t xml:space="preserve">rate ratio</w:t>
+        </w:r>
+      </w:hyperlink>
+      <w:r>
+        <w:t xml:space="preserve">.</w:t>
+      </w:r>
+    </w:p>
+    <w:tbl>
+      <w:tblPr>
+        <w:tblStyle w:val="Table"/>
+        <w:tblLook w:firstRow="0" w:lastRow="0" w:firstColumn="0" w:lastColumn="0" w:noHBand="0" w:noVBand="0" w:val="0000"/>
+        <w:tblBorders>
+          <w:top w:val="single" w:sz="4" w:space="0" w:color="EB9113"/>
+          <w:left w:val="single" w:sz="24" w:space="0" w:color="EB9113"/>
+          <w:bottom w:val="single" w:sz="4" w:space="0" w:color="EB9113"/>
+          <w:right w:val="single" w:sz="4" w:space="0" w:color="EB9113"/>
+        </w:tblBorders>
+        <w:tblCellMar>
+          <w:left w:w="144" w:type="dxa"/>
+          <w:right w:w="144" w:type="dxa"/>
+        </w:tblCellMar>
+        <w:tblLook w:firstRow="0" w:lastRow="0" w:firstColumn="0" w:lastColumn="0" w:noHBand="0" w:noVBand="0" w:val="0000"/>
+      </w:tblPr>
+      <w:tr>
+        <w:trPr>
+          <w:cantSplit/>
+        </w:trPr>
+        <w:tc>
+          <w:tcPr>
+            <w:shd w:color="auto" w:fill="fcefdc" w:val="clear"/>
+            <w:tcMar>
+              <w:top w:w="92" w:type="dxa"/>
+              <w:bottom w:w="92" w:type="dxa"/>
+            </w:tcMar>
+          </w:tcPr>
+          <w:p>
+            <w:pPr>
+              <w:pStyle w:val="BodyText"/>
+            </w:pPr>
+            <w:pPr>
+              <w:spacing w:before="0" w:after="0"/>
+              <w:textAlignment w:val="center"/>
+            </w:pPr>
+            <w:r>
+              <w:drawing>
+                <wp:inline>
+                  <wp:extent cx="152400" cy="152400"/>
+                  <wp:effectExtent b="0" l="0" r="0" t="0"/>
+                  <wp:docPr descr="" title="" id="30" name="Picture"/>
+                  <a:graphic>
+                    <a:graphicData uri="http://schemas.openxmlformats.org/drawingml/2006/picture">
+                      <pic:pic>
+                        <pic:nvPicPr>
+                          <pic:cNvPr descr="/opt/quarto/share/formats/docx/warning.png" id="31" name="Picture"/>
+                          <pic:cNvPicPr>
+                            <a:picLocks noChangeArrowheads="1" noChangeAspect="1"/>
+                          </pic:cNvPicPr>
+                        </pic:nvPicPr>
+                        <pic:blipFill>
+                          <a:blip r:embed="rId11"/>
+                          <a:stretch>
+                            <a:fillRect/>
+                          </a:stretch>
+                        </pic:blipFill>
+                        <pic:spPr bwMode="auto">
+                          <a:xfrm>
+                            <a:off x="0" y="0"/>
+                            <a:ext cx="152400" cy="152400"/>
+                          </a:xfrm>
+                          <a:prstGeom prst="rect">
+                            <a:avLst/>
+                          </a:prstGeom>
+                          <a:noFill/>
+                          <a:ln w="9525">
+                            <a:noFill/>
+                            <a:headEnd/>
+                            <a:tailEnd/>
+                          </a:ln>
+                        </pic:spPr>
+                      </pic:pic>
+                    </a:graphicData>
+                  </a:graphic>
+                </wp:inline>
+              </w:drawing>
+            </w:r>
+            <w:r>
+              <w:t xml:space="preserve"> </w:t>
+            </w:r>
+            <w:r>
+              <w:t xml:space="preserve"> </w:t>
+            </w:r>
+            <w:r>
+              <w:t xml:space="preserve">Omitting the offset</w:t>
+            </w:r>
+          </w:p>
+        </w:tc>
+      </w:tr>
+      <w:tr>
+        <w:trPr>
+          <w:cantSplit/>
+        </w:trPr>
+        <w:tc>
+          <w:tcPr>
+            <w:tcMar>
+              <w:top w:w="108" w:type="dxa"/>
+              <w:bottom w:w="108" w:type="dxa"/>
+            </w:tcMar>
+          </w:tcPr>
+          <w:p>
+            <w:pPr>
+              <w:pStyle w:val="BodyText"/>
+            </w:pPr>
+            <w:pPr>
+              <w:spacing w:before="16" w:after="16"/>
+            </w:pPr>
+            <w:r>
+              <w:t xml:space="preserve">Group A: 10 events in 1000 person-years;</w:t>
+            </w:r>
+            <w:r>
+              <w:t xml:space="preserve"> </w:t>
+            </w:r>
+            <w:r>
+              <w:t xml:space="preserve">group B: 10 events in 500 person-years.</w:t>
+            </w:r>
+            <w:r>
+              <w:t xml:space="preserve"> </w:t>
+            </w:r>
+            <w:r>
+              <w:t xml:space="preserve">A Poisson model fit to the counts alone gives</w:t>
+            </w:r>
+            <w:r>
+              <w:t xml:space="preserve"> </w:t>
+            </w:r>
+            <m:oMath>
+              <m:r>
+                <m:rPr>
+                  <m:sty m:val="p"/>
+                </m:rPr>
+                <m:t>exp</m:t>
+              </m:r>
+              <m:r>
+                <m:t>​</m:t>
+              </m:r>
+              <m:d>
+                <m:dPr>
+                  <m:begChr m:val="{"/>
+                  <m:sepChr m:val=""/>
+                  <m:endChr m:val="}"/>
+                  <m:grow/>
+                </m:dPr>
+                <m:e>
+                  <m:sSub>
+                    <m:e>
+                      <m:acc>
+                        <m:accPr>
+                          <m:chr m:val="̂"/>
+                        </m:accPr>
+                        <m:e>
+                          <m:r>
+                            <m:t>β</m:t>
+                          </m:r>
+                        </m:e>
+                      </m:acc>
+                    </m:e>
+                    <m:sub>
+                      <m:r>
+                        <m:t>1</m:t>
+                      </m:r>
+                    </m:sub>
+                  </m:sSub>
+                </m:e>
+              </m:d>
+              <m:r>
+                <m:t>​</m:t>
+              </m:r>
+              <m:r>
+                <m:rPr>
+                  <m:sty m:val="p"/>
+                </m:rPr>
+                <m:t>=</m:t>
+              </m:r>
+              <m:r>
+                <m:t>10</m:t>
+              </m:r>
+              <m:r>
+                <m:rPr>
+                  <m:sty m:val="p"/>
+                </m:rPr>
+                <m:t>/</m:t>
+              </m:r>
+              <m:r>
+                <m:t>10</m:t>
+              </m:r>
+              <m:r>
+                <m:rPr>
+                  <m:sty m:val="p"/>
+                </m:rPr>
+                <m:t>=</m:t>
+              </m:r>
+              <m:r>
+                <m:t>1</m:t>
+              </m:r>
+            </m:oMath>
+            <w:r>
+              <w:t xml:space="preserve">:</w:t>
+            </w:r>
+            <w:r>
+              <w:t xml:space="preserve"> </w:t>
+            </w:r>
+            <w:r>
+              <w:t xml:space="preserve">“the groups have the same event rate.”</w:t>
+            </w:r>
+          </w:p>
+          <w:p/>
+        </w:tc>
+      </w:tr>
+    </w:tbl>
+    <w:p>
+      <w:pPr>
+        <w:pStyle w:val="BodyText"/>
+      </w:pPr>
+      <w:r>
+        <w:t xml:space="preserve"> </w:t>
+      </w:r>
+    </w:p>
+    <w:tbl>
+      <w:tblPr>
+        <w:tblStyle w:val="Table"/>
+        <w:tblLook w:firstRow="0" w:lastRow="0" w:firstColumn="0" w:lastColumn="0" w:noHBand="0" w:noVBand="0" w:val="0000"/>
+        <w:tblBorders>
+          <w:top w:val="single" w:sz="4" w:space="0" w:color="909090"/>
+          <w:left w:val="single" w:sz="24" w:space="0" w:color="909090"/>
+          <w:bottom w:val="single" w:sz="4" w:space="0" w:color="909090"/>
+          <w:right w:val="single" w:sz="4" w:space="0" w:color="909090"/>
+        </w:tblBorders>
+        <w:tblCellMar>
+          <w:left w:w="144" w:type="dxa"/>
+          <w:right w:w="144" w:type="dxa"/>
+        </w:tblCellMar>
+        <w:tblLook w:firstRow="0" w:lastRow="0" w:firstColumn="0" w:lastColumn="0" w:noHBand="0" w:noVBand="0" w:val="0000"/>
+      </w:tblPr>
+      <w:tr>
+        <w:trPr>
+          <w:cantSplit/>
+        </w:trPr>
+        <w:tc>
+          <w:tcPr>
+            <w:shd w:color="auto" w:fill="e6e6e6" w:val="clear"/>
+            <w:tcMar>
+              <w:top w:w="92" w:type="dxa"/>
+              <w:bottom w:w="92" w:type="dxa"/>
+            </w:tcMar>
+          </w:tcPr>
+          <w:p>
+            <w:pPr>
+              <w:pStyle w:val="BodyText"/>
+            </w:pPr>
+            <w:pPr>
+              <w:spacing w:before="16" w:after="16"/>
+            </w:pPr>
+            <w:r>
+              <w:t xml:space="preserve">Solution</w:t>
+            </w:r>
+          </w:p>
+        </w:tc>
+      </w:tr>
+      <w:tr>
+        <w:trPr>
+          <w:cantSplit/>
+        </w:trPr>
+        <w:tc>
+          <w:tcPr>
+            <w:tcMar>
+              <w:top w:w="108" w:type="dxa"/>
+              <w:bottom w:w="108" w:type="dxa"/>
+            </w:tcMar>
+          </w:tcPr>
+          <w:p>
+            <w:pPr>
+              <w:pStyle w:val="BodyText"/>
+            </w:pPr>
+            <w:r>
+              <w:rPr>
+                <w:i/>
+                <w:iCs/>
+              </w:rPr>
+              <w:t xml:space="preserve">Solution</w:t>
+            </w:r>
+            <w:r>
+              <w:t xml:space="preserve">. </w:t>
+            </w:r>
+            <w:r>
+              <w:t xml:space="preserve">Include</w:t>
+            </w:r>
+            <w:r>
+              <w:t xml:space="preserve"> </w:t>
+            </w:r>
+            <m:oMath>
+              <m:r>
+                <m:rPr>
+                  <m:sty m:val="p"/>
+                </m:rPr>
+                <m:t>log</m:t>
+              </m:r>
+              <m:r>
+                <m:t>​</m:t>
+              </m:r>
+              <m:d>
+                <m:dPr>
+                  <m:begChr m:val="{"/>
+                  <m:sepChr m:val=""/>
+                  <m:endChr m:val="}"/>
+                  <m:grow/>
+                </m:dPr>
+                <m:e>
+                  <m:r>
+                    <m:t>t</m:t>
+                  </m:r>
+                </m:e>
+              </m:d>
+              <m:r>
+                <m:t>​</m:t>
+              </m:r>
+            </m:oMath>
+            <w:r>
+              <w:t xml:space="preserve"> </w:t>
+            </w:r>
+            <w:r>
+              <w:t xml:space="preserve">as an offset (in R,</w:t>
+            </w:r>
+            <w:r>
+              <w:t xml:space="preserve"> </w:t>
+            </w:r>
+            <w:r>
+              <w:rPr>
+                <w:rStyle w:val="VerbatimChar"/>
+              </w:rPr>
+              <w:t xml:space="preserve">offset(log(t))</w:t>
+            </w:r>
+            <w:r>
+              <w:t xml:space="preserve"> </w:t>
+            </w:r>
+            <w:r>
+              <w:t xml:space="preserve">in the model formula).</w:t>
+            </w:r>
+            <w:r>
+              <w:t xml:space="preserve"> </w:t>
+            </w:r>
+            <w:r>
+              <w:t xml:space="preserve">The</w:t>
+            </w:r>
+            <w:r>
+              <w:t xml:space="preserve"> </w:t>
+            </w:r>
+            <w:hyperlink r:id="rId32">
+              <w:r>
+                <w:rPr>
+                  <w:rStyle w:val="Hyperlink"/>
+                </w:rPr>
+                <w:t xml:space="preserve">incidence rates</w:t>
+              </w:r>
+            </w:hyperlink>
+            <w:r>
+              <w:t xml:space="preserve"> </w:t>
+            </w:r>
+            <w:r>
+              <w:t xml:space="preserve">are</w:t>
+            </w:r>
+            <w:r>
+              <w:t xml:space="preserve"> </w:t>
+            </w:r>
+            <m:oMath>
+              <m:r>
+                <m:t>10</m:t>
+              </m:r>
+              <m:r>
+                <m:rPr>
+                  <m:sty m:val="p"/>
+                </m:rPr>
+                <m:t>/</m:t>
+              </m:r>
+              <m:r>
+                <m:t>1000</m:t>
+              </m:r>
+              <m:r>
+                <m:rPr>
+                  <m:sty m:val="p"/>
+                </m:rPr>
+                <m:t>=</m:t>
+              </m:r>
+              <m:r>
+                <m:t>0.01</m:t>
+              </m:r>
+            </m:oMath>
+            <w:r>
+              <w:t xml:space="preserve"> </w:t>
+            </w:r>
+            <w:r>
+              <w:t xml:space="preserve">and</w:t>
+            </w:r>
+            <w:r>
+              <w:t xml:space="preserve"> </w:t>
+            </w:r>
+            <m:oMath>
+              <m:r>
+                <m:t>10</m:t>
+              </m:r>
+              <m:r>
+                <m:rPr>
+                  <m:sty m:val="p"/>
+                </m:rPr>
+                <m:t>/</m:t>
+              </m:r>
+              <m:r>
+                <m:t>500</m:t>
+              </m:r>
+              <m:r>
+                <m:rPr>
+                  <m:sty m:val="p"/>
+                </m:rPr>
+                <m:t>=</m:t>
+              </m:r>
+              <m:r>
+                <m:t>0.02</m:t>
+              </m:r>
+            </m:oMath>
+            <w:r>
+              <w:t xml:space="preserve"> </w:t>
+            </w:r>
+            <w:r>
+              <w:t xml:space="preserve">events per person-year,</w:t>
+            </w:r>
+            <w:r>
+              <w:t xml:space="preserve"> </w:t>
+            </w:r>
+            <w:r>
+              <w:t xml:space="preserve">so the rate ratio for A versus B is</w:t>
+            </w:r>
+            <w:r>
+              <w:t xml:space="preserve"> </w:t>
+            </w:r>
+            <m:oMath>
+              <m:r>
+                <m:t>0.01</m:t>
+              </m:r>
+              <m:r>
+                <m:rPr>
+                  <m:sty m:val="p"/>
+                </m:rPr>
+                <m:t>/</m:t>
+              </m:r>
+              <m:r>
+                <m:t>0.02</m:t>
+              </m:r>
+              <m:r>
+                <m:rPr>
+                  <m:sty m:val="p"/>
+                </m:rPr>
+                <m:t>=</m:t>
+              </m:r>
+              <m:r>
+                <m:t>0.5</m:t>
+              </m:r>
+            </m:oMath>
+            <w:r>
+              <w:t xml:space="preserve">.</w:t>
+            </w:r>
+          </w:p>
+          <w:p/>
+        </w:tc>
+      </w:tr>
+    </w:tbl>
+    <w:bookmarkEnd w:id="33"/>
+    <w:bookmarkStart w:id="40" w:name="Xe7cf4a864fa3fbfb3ba235a0bc1651f6cf7a71e"/>
+    <w:p>
+      <w:pPr>
+        <w:pStyle w:val="Heading2"/>
+      </w:pPr>
+      <w:r>
+        <w:t xml:space="preserve">2.4 Hazard ratios are not ratios of survival probabilities</w:t>
+      </w:r>
+    </w:p>
+    <w:p>
+      <w:pPr>
+        <w:pStyle w:val="FirstParagraph"/>
+      </w:pPr>
+      <w:r>
+        <w:t xml:space="preserve">A</w:t>
+      </w:r>
+      <w:r>
+        <w:t xml:space="preserve"> </w:t>
+      </w:r>
+      <w:hyperlink r:id="rId34">
+        <w:r>
+          <w:rPr>
+            <w:rStyle w:val="Hyperlink"/>
+          </w:rPr>
+          <w:t xml:space="preserve">hazard ratio</w:t>
+        </w:r>
+      </w:hyperlink>
+      <w:r>
+        <w:t xml:space="preserve"> </w:t>
+      </w:r>
+      <w:r>
+        <w:t xml:space="preserve">compares</w:t>
+      </w:r>
+      <w:r>
+        <w:t xml:space="preserve"> </w:t>
+      </w:r>
+      <w:hyperlink r:id="rId35">
+        <w:r>
+          <w:rPr>
+            <w:rStyle w:val="Hyperlink"/>
+          </w:rPr>
+          <w:t xml:space="preserve">hazards</w:t>
+        </w:r>
+      </w:hyperlink>
+      <w:r>
+        <w:t xml:space="preserve">,</w:t>
+      </w:r>
+      <w:r>
+        <w:t xml:space="preserve"> </w:t>
+      </w:r>
+      <w:r>
+        <w:t xml:space="preserve">which are instantaneous event rates,</w:t>
+      </w:r>
+      <w:r>
+        <w:t xml:space="preserve"> </w:t>
+      </w:r>
+      <w:r>
+        <w:t xml:space="preserve">not</w:t>
+      </w:r>
+      <w:r>
+        <w:t xml:space="preserve"> </w:t>
+      </w:r>
+      <w:hyperlink r:id="rId36">
+        <w:r>
+          <w:rPr>
+            <w:rStyle w:val="Hyperlink"/>
+          </w:rPr>
+          <w:t xml:space="preserve">survival probabilities</w:t>
+        </w:r>
+      </w:hyperlink>
+      <w:r>
+        <w:t xml:space="preserve">.</w:t>
+      </w:r>
+      <w:r>
+        <w:t xml:space="preserve"> </w:t>
+      </w:r>
+      <w:r>
+        <w:t xml:space="preserve">Under proportional hazards,</w:t>
+      </w:r>
+      <w:r>
+        <w:t xml:space="preserve"> </w:t>
+      </w:r>
+      <m:oMath>
+        <m:r>
+          <m:rPr>
+            <m:sty m:val="p"/>
+          </m:rPr>
+          <m:t>S</m:t>
+        </m:r>
+        <m:r>
+          <m:rPr>
+            <m:sty m:val="p"/>
+          </m:rPr>
+          <m:t>(</m:t>
+        </m:r>
+        <m:r>
+          <m:t>t</m:t>
+        </m:r>
+        <m:r>
+          <m:rPr>
+            <m:sty m:val="p"/>
+          </m:rPr>
+          <m:t>|</m:t>
+        </m:r>
+        <m:acc>
+          <m:accPr>
+            <m:chr m:val="̃"/>
+          </m:accPr>
+          <m:e>
+            <m:r>
+              <m:t>x</m:t>
+            </m:r>
+          </m:e>
+        </m:acc>
+        <m:r>
+          <m:rPr>
+            <m:sty m:val="p"/>
+          </m:rPr>
+          <m:t>)</m:t>
+        </m:r>
+        <m:r>
+          <m:rPr>
+            <m:sty m:val="p"/>
+          </m:rPr>
+          <m:t>=</m:t>
+        </m:r>
+        <m:r>
+          <m:t>​</m:t>
+        </m:r>
+        <m:d>
+          <m:dPr>
+            <m:begChr m:val="["/>
+            <m:sepChr m:val=""/>
+            <m:endChr m:val="]"/>
+            <m:grow/>
+          </m:dPr>
+          <m:e>
+            <m:sSub>
+              <m:e>
+                <m:r>
+                  <m:rPr>
+                    <m:sty m:val="p"/>
+                  </m:rPr>
+                  <m:t>S</m:t>
+                </m:r>
+              </m:e>
+              <m:sub>
+                <m:r>
+                  <m:t>0</m:t>
+                </m:r>
+              </m:sub>
+            </m:sSub>
+            <m:r>
+              <m:rPr>
+                <m:sty m:val="p"/>
+              </m:rPr>
+              <m:t>(</m:t>
+            </m:r>
+            <m:r>
+              <m:t>t</m:t>
+            </m:r>
+            <m:r>
+              <m:rPr>
+                <m:sty m:val="p"/>
+              </m:rPr>
+              <m:t>)</m:t>
+            </m:r>
+          </m:e>
+        </m:d>
+        <m:sSup>
+          <m:e>
+            <m:r>
+              <m:t>​</m:t>
+            </m:r>
+          </m:e>
+          <m:sup>
+            <m:sSub>
+              <m:e>
+                <m:r>
+                  <m:t>θ</m:t>
+                </m:r>
+              </m:e>
+              <m:sub>
+                <m:r>
+                  <m:t>λ</m:t>
+                </m:r>
+              </m:sub>
+            </m:sSub>
+            <m:r>
+              <m:rPr>
+                <m:sty m:val="p"/>
+              </m:rPr>
+              <m:t>(</m:t>
+            </m:r>
+            <m:acc>
+              <m:accPr>
+                <m:chr m:val="̃"/>
+              </m:accPr>
+              <m:e>
+                <m:r>
+                  <m:t>x</m:t>
+                </m:r>
+              </m:e>
+            </m:acc>
+            <m:r>
+              <m:rPr>
+                <m:sty m:val="p"/>
+              </m:rPr>
+              <m:t>)</m:t>
+            </m:r>
+          </m:sup>
+        </m:sSup>
+      </m:oMath>
+      <w:r>
+        <w:t xml:space="preserve"> </w:t>
+      </w:r>
+      <w:r>
+        <w:t xml:space="preserve">(see the</w:t>
+      </w:r>
+      <w:r>
+        <w:t xml:space="preserve"> </w:t>
+      </w:r>
+      <w:hyperlink r:id="rId37">
+        <w:r>
+          <w:rPr>
+            <w:rStyle w:val="Hyperlink"/>
+          </w:rPr>
+          <w:t xml:space="preserve">proportional hazards survival theorem</w:t>
+        </w:r>
+      </w:hyperlink>
+      <w:r>
+        <w:t xml:space="preserve">),</w:t>
+      </w:r>
+      <w:r>
+        <w:t xml:space="preserve"> </w:t>
+      </w:r>
+      <w:r>
+        <w:t xml:space="preserve">so the hazard ratio enters the survival function as an exponent, not as a multiplier.</w:t>
+      </w:r>
+    </w:p>
+    <w:tbl>
+      <w:tblPr>
+        <w:tblStyle w:val="Table"/>
+        <w:tblLook w:firstRow="0" w:lastRow="0" w:firstColumn="0" w:lastColumn="0" w:noHBand="0" w:noVBand="0" w:val="0000"/>
+        <w:tblBorders>
+          <w:top w:val="single" w:sz="4" w:space="0" w:color="EB9113"/>
+          <w:left w:val="single" w:sz="24" w:space="0" w:color="EB9113"/>
+          <w:bottom w:val="single" w:sz="4" w:space="0" w:color="EB9113"/>
+          <w:right w:val="single" w:sz="4" w:space="0" w:color="EB9113"/>
+        </w:tblBorders>
+        <w:tblCellMar>
+          <w:left w:w="144" w:type="dxa"/>
+          <w:right w:w="144" w:type="dxa"/>
+        </w:tblCellMar>
+        <w:tblLook w:firstRow="0" w:lastRow="0" w:firstColumn="0" w:lastColumn="0" w:noHBand="0" w:noVBand="0" w:val="0000"/>
+      </w:tblPr>
+      <w:tr>
+        <w:trPr>
+          <w:cantSplit/>
+        </w:trPr>
+        <w:tc>
+          <w:tcPr>
+            <w:shd w:color="auto" w:fill="fcefdc" w:val="clear"/>
+            <w:tcMar>
+              <w:top w:w="92" w:type="dxa"/>
+              <w:bottom w:w="92" w:type="dxa"/>
+            </w:tcMar>
+          </w:tcPr>
+          <w:p>
+            <w:pPr>
+              <w:pStyle w:val="BodyText"/>
+            </w:pPr>
+            <w:pPr>
+              <w:spacing w:before="0" w:after="0"/>
+              <w:textAlignment w:val="center"/>
+            </w:pPr>
+            <w:r>
+              <w:drawing>
+                <wp:inline>
+                  <wp:extent cx="152400" cy="152400"/>
+                  <wp:effectExtent b="0" l="0" r="0" t="0"/>
+                  <wp:docPr descr="" title="" id="38" name="Picture"/>
+                  <a:graphic>
+                    <a:graphicData uri="http://schemas.openxmlformats.org/drawingml/2006/picture">
+                      <pic:pic>
+                        <pic:nvPicPr>
+                          <pic:cNvPr descr="/opt/quarto/share/formats/docx/warning.png" id="39" name="Picture"/>
+                          <pic:cNvPicPr>
+                            <a:picLocks noChangeArrowheads="1" noChangeAspect="1"/>
+                          </pic:cNvPicPr>
+                        </pic:nvPicPr>
+                        <pic:blipFill>
+                          <a:blip r:embed="rId11"/>
+                          <a:stretch>
+                            <a:fillRect/>
+                          </a:stretch>
+                        </pic:blipFill>
+                        <pic:spPr bwMode="auto">
+                          <a:xfrm>
+                            <a:off x="0" y="0"/>
+                            <a:ext cx="152400" cy="152400"/>
+                          </a:xfrm>
+                          <a:prstGeom prst="rect">
+                            <a:avLst/>
+                          </a:prstGeom>
+                          <a:noFill/>
+                          <a:ln w="9525">
+                            <a:noFill/>
+                            <a:headEnd/>
+                            <a:tailEnd/>
+                          </a:ln>
+                        </pic:spPr>
+                      </pic:pic>
+                    </a:graphicData>
+                  </a:graphic>
+                </wp:inline>
+              </w:drawing>
+            </w:r>
+            <w:r>
+              <w:t xml:space="preserve"> </w:t>
+            </w:r>
+            <w:r>
+              <w:t xml:space="preserve"> </w:t>
+            </w:r>
+            <w:r>
+              <w:t xml:space="preserve">Interpreting a hazard ratio as a survival-probability ratio</w:t>
+            </w:r>
+          </w:p>
+        </w:tc>
+      </w:tr>
+      <w:tr>
+        <w:trPr>
+          <w:cantSplit/>
+        </w:trPr>
+        <w:tc>
+          <w:tcPr>
+            <w:tcMar>
+              <w:top w:w="108" w:type="dxa"/>
+              <w:bottom w:w="108" w:type="dxa"/>
+            </w:tcMar>
+          </w:tcPr>
+          <w:p>
+            <w:pPr>
+              <w:pStyle w:val="BodyText"/>
+            </w:pPr>
+            <w:pPr>
+              <w:spacing w:before="16" w:after="16"/>
+            </w:pPr>
+            <m:oMath>
+              <m:sSub>
+                <m:e>
+                  <m:r>
+                    <m:rPr>
+                      <m:nor/>
+                      <m:sty m:val="p"/>
+                    </m:rPr>
+                    <m:t>ϙ</m:t>
+                  </m:r>
+                </m:e>
+                <m:sub>
+                  <m:r>
+                    <m:t>λ</m:t>
+                  </m:r>
+                </m:sub>
+              </m:sSub>
+              <m:r>
+                <m:rPr>
+                  <m:sty m:val="p"/>
+                </m:rPr>
+                <m:t>(</m:t>
+              </m:r>
+              <m:r>
+                <m:t>t</m:t>
+              </m:r>
+              <m:r>
+                <m:rPr>
+                  <m:sty m:val="p"/>
+                </m:rPr>
+                <m:t>|</m:t>
+              </m:r>
+              <m:acc>
+                <m:accPr>
+                  <m:chr m:val="̃"/>
+                </m:accPr>
+                <m:e>
+                  <m:r>
+                    <m:t>x</m:t>
+                  </m:r>
+                </m:e>
+              </m:acc>
+              <m:r>
+                <m:rPr>
+                  <m:sty m:val="p"/>
+                </m:rPr>
+                <m:t>:</m:t>
+              </m:r>
+              <m:sSup>
+                <m:e>
+                  <m:acc>
+                    <m:accPr>
+                      <m:chr m:val="̃"/>
+                    </m:accPr>
+                    <m:e>
+                      <m:r>
+                        <m:t>x</m:t>
+                      </m:r>
+                    </m:e>
+                  </m:acc>
+                </m:e>
+                <m:sup>
+                  <m:r>
+                    <m:rPr>
+                      <m:sty m:val="p"/>
+                    </m:rPr>
+                    <m:t>*</m:t>
+                  </m:r>
+                </m:sup>
+              </m:sSup>
+              <m:r>
+                <m:rPr>
+                  <m:sty m:val="p"/>
+                </m:rPr>
+                <m:t>)</m:t>
+              </m:r>
+              <m:r>
+                <m:rPr>
+                  <m:sty m:val="p"/>
+                </m:rPr>
+                <m:t>=</m:t>
+              </m:r>
+              <m:r>
+                <m:t>2</m:t>
+              </m:r>
+            </m:oMath>
+            <w:r>
+              <w:t xml:space="preserve"> </w:t>
+            </w:r>
+            <w:r>
+              <w:t xml:space="preserve">and</w:t>
+            </w:r>
+            <w:r>
+              <w:t xml:space="preserve"> </w:t>
+            </w:r>
+            <m:oMath>
+              <m:r>
+                <m:rPr>
+                  <m:sty m:val="p"/>
+                </m:rPr>
+                <m:t>S</m:t>
+              </m:r>
+              <m:r>
+                <m:rPr>
+                  <m:sty m:val="p"/>
+                </m:rPr>
+                <m:t>(</m:t>
+              </m:r>
+              <m:r>
+                <m:t>t</m:t>
+              </m:r>
+              <m:r>
+                <m:rPr>
+                  <m:sty m:val="p"/>
+                </m:rPr>
+                <m:t>|</m:t>
+              </m:r>
+              <m:sSup>
+                <m:e>
+                  <m:acc>
+                    <m:accPr>
+                      <m:chr m:val="̃"/>
+                    </m:accPr>
+                    <m:e>
+                      <m:r>
+                        <m:t>x</m:t>
+                      </m:r>
+                    </m:e>
+                  </m:acc>
+                </m:e>
+                <m:sup>
+                  <m:r>
+                    <m:rPr>
+                      <m:sty m:val="p"/>
+                    </m:rPr>
+                    <m:t>*</m:t>
+                  </m:r>
+                </m:sup>
+              </m:sSup>
+              <m:r>
+                <m:rPr>
+                  <m:sty m:val="p"/>
+                </m:rPr>
+                <m:t>)</m:t>
+              </m:r>
+              <m:r>
+                <m:rPr>
+                  <m:sty m:val="p"/>
+                </m:rPr>
+                <m:t>=</m:t>
+              </m:r>
+              <m:r>
+                <m:t>0.8</m:t>
+              </m:r>
+            </m:oMath>
+            <w:r>
+              <w:t xml:space="preserve">:</w:t>
+            </w:r>
+            <w:r>
+              <w:t xml:space="preserve"> </w:t>
+            </w:r>
+            <w:r>
+              <w:t xml:space="preserve">“the exposed group has half the probability of surviving to</w:t>
+            </w:r>
+            <w:r>
+              <w:t xml:space="preserve"> </w:t>
+            </w:r>
+            <m:oMath>
+              <m:r>
+                <m:t>t</m:t>
+              </m:r>
+            </m:oMath>
+            <w:r>
+              <w:t xml:space="preserve">,</w:t>
+            </w:r>
+            <w:r>
+              <w:t xml:space="preserve"> </w:t>
+            </w:r>
+            <m:oMath>
+              <m:r>
+                <m:rPr>
+                  <m:sty m:val="p"/>
+                </m:rPr>
+                <m:t>S</m:t>
+              </m:r>
+              <m:r>
+                <m:rPr>
+                  <m:sty m:val="p"/>
+                </m:rPr>
+                <m:t>(</m:t>
+              </m:r>
+              <m:r>
+                <m:t>t</m:t>
+              </m:r>
+              <m:r>
+                <m:rPr>
+                  <m:sty m:val="p"/>
+                </m:rPr>
+                <m:t>|</m:t>
+              </m:r>
+              <m:acc>
+                <m:accPr>
+                  <m:chr m:val="̃"/>
+                </m:accPr>
+                <m:e>
+                  <m:r>
+                    <m:t>x</m:t>
+                  </m:r>
+                </m:e>
+              </m:acc>
+              <m:r>
+                <m:rPr>
+                  <m:sty m:val="p"/>
+                </m:rPr>
+                <m:t>)</m:t>
+              </m:r>
+              <m:r>
+                <m:rPr>
+                  <m:sty m:val="p"/>
+                </m:rPr>
+                <m:t>=</m:t>
+              </m:r>
+              <m:r>
+                <m:t>0.4</m:t>
+              </m:r>
+            </m:oMath>
+            <w:r>
+              <w:t xml:space="preserve">.”</w:t>
+            </w:r>
+          </w:p>
+          <w:p/>
+        </w:tc>
+      </w:tr>
+    </w:tbl>
+    <w:p>
+      <w:pPr>
+        <w:pStyle w:val="BodyText"/>
+      </w:pPr>
+      <w:r>
+        <w:t xml:space="preserve"> </w:t>
+      </w:r>
+    </w:p>
+    <w:tbl>
+      <w:tblPr>
+        <w:tblStyle w:val="Table"/>
+        <w:tblLook w:firstRow="0" w:lastRow="0" w:firstColumn="0" w:lastColumn="0" w:noHBand="0" w:noVBand="0" w:val="0000"/>
+        <w:tblBorders>
+          <w:top w:val="single" w:sz="4" w:space="0" w:color="909090"/>
+          <w:left w:val="single" w:sz="24" w:space="0" w:color="909090"/>
+          <w:bottom w:val="single" w:sz="4" w:space="0" w:color="909090"/>
+          <w:right w:val="single" w:sz="4" w:space="0" w:color="909090"/>
+        </w:tblBorders>
+        <w:tblCellMar>
+          <w:left w:w="144" w:type="dxa"/>
+          <w:right w:w="144" w:type="dxa"/>
+        </w:tblCellMar>
+        <w:tblLook w:firstRow="0" w:lastRow="0" w:firstColumn="0" w:lastColumn="0" w:noHBand="0" w:noVBand="0" w:val="0000"/>
+      </w:tblPr>
+      <w:tr>
+        <w:trPr>
+          <w:cantSplit/>
+        </w:trPr>
+        <w:tc>
+          <w:tcPr>
+            <w:shd w:color="auto" w:fill="e6e6e6" w:val="clear"/>
+            <w:tcMar>
+              <w:top w:w="92" w:type="dxa"/>
+              <w:bottom w:w="92" w:type="dxa"/>
+            </w:tcMar>
+          </w:tcPr>
+          <w:p>
+            <w:pPr>
+              <w:pStyle w:val="BodyText"/>
+            </w:pPr>
+            <w:pPr>
+              <w:spacing w:before="16" w:after="16"/>
+            </w:pPr>
+            <w:r>
+              <w:t xml:space="preserve">Solution</w:t>
+            </w:r>
+          </w:p>
+        </w:tc>
+      </w:tr>
+      <w:tr>
+        <w:trPr>
+          <w:cantSplit/>
+        </w:trPr>
+        <w:tc>
+          <w:tcPr>
+            <w:tcMar>
+              <w:top w:w="108" w:type="dxa"/>
+              <w:bottom w:w="108" w:type="dxa"/>
+            </w:tcMar>
+          </w:tcPr>
+          <w:p>
+            <w:pPr>
+              <w:pStyle w:val="BodyText"/>
+            </w:pPr>
+            <w:r>
+              <w:rPr>
+                <w:i/>
+                <w:iCs/>
+              </w:rPr>
+              <w:t xml:space="preserve">Solution</w:t>
+            </w:r>
+            <w:r>
+              <w:t xml:space="preserve">. </w:t>
+            </w:r>
+            <m:oMath>
+              <m:r>
+                <m:rPr>
+                  <m:sty m:val="p"/>
+                </m:rPr>
+                <m:t>S</m:t>
+              </m:r>
+              <m:r>
+                <m:rPr>
+                  <m:sty m:val="p"/>
+                </m:rPr>
+                <m:t>(</m:t>
+              </m:r>
+              <m:r>
+                <m:t>t</m:t>
+              </m:r>
+              <m:r>
+                <m:rPr>
+                  <m:sty m:val="p"/>
+                </m:rPr>
+                <m:t>|</m:t>
+              </m:r>
+              <m:acc>
+                <m:accPr>
+                  <m:chr m:val="̃"/>
+                </m:accPr>
+                <m:e>
+                  <m:r>
+                    <m:t>x</m:t>
+                  </m:r>
+                </m:e>
+              </m:acc>
+              <m:r>
+                <m:rPr>
+                  <m:sty m:val="p"/>
+                </m:rPr>
+                <m:t>)</m:t>
+              </m:r>
+              <m:r>
+                <m:rPr>
+                  <m:sty m:val="p"/>
+                </m:rPr>
+                <m:t>=</m:t>
+              </m:r>
+              <m:sSup>
+                <m:e>
+                  <m:r>
+                    <m:t>0.8</m:t>
+                  </m:r>
+                </m:e>
+                <m:sup>
+                  <m:r>
+                    <m:t>2</m:t>
+                  </m:r>
+                </m:sup>
+              </m:sSup>
+              <m:r>
+                <m:rPr>
+                  <m:sty m:val="p"/>
+                </m:rPr>
+                <m:t>=</m:t>
+              </m:r>
+              <m:r>
+                <m:t>0.64</m:t>
+              </m:r>
+            </m:oMath>
+            <w:r>
+              <w:t xml:space="preserve">,</w:t>
+            </w:r>
+            <w:r>
+              <w:t xml:space="preserve"> </w:t>
+            </w:r>
+            <w:r>
+              <w:t xml:space="preserve">so the ratio of survival probabilities is</w:t>
+            </w:r>
+            <w:r>
+              <w:t xml:space="preserve"> </w:t>
+            </w:r>
+            <m:oMath>
+              <m:r>
+                <m:t>0.64</m:t>
+              </m:r>
+              <m:r>
+                <m:rPr>
+                  <m:sty m:val="p"/>
+                </m:rPr>
+                <m:t>/</m:t>
+              </m:r>
+              <m:r>
+                <m:t>0.8</m:t>
+              </m:r>
+              <m:r>
+                <m:rPr>
+                  <m:sty m:val="p"/>
+                </m:rPr>
+                <m:t>=</m:t>
+              </m:r>
+              <m:r>
+                <m:t>0.8</m:t>
+              </m:r>
+            </m:oMath>
+            <w:r>
+              <w:t xml:space="preserve">,</w:t>
+            </w:r>
+            <w:r>
+              <w:t xml:space="preserve"> </w:t>
+            </w:r>
+            <w:r>
+              <w:t xml:space="preserve">and the ratio of cumulative risks is</w:t>
+            </w:r>
+            <w:r>
+              <w:t xml:space="preserve"> </w:t>
+            </w:r>
+            <m:oMath>
+              <m:f>
+                <m:fPr>
+                  <m:type m:val="bar"/>
+                </m:fPr>
+                <m:num>
+                  <m:r>
+                    <m:t>1</m:t>
+                  </m:r>
+                  <m:r>
+                    <m:rPr>
+                      <m:sty m:val="p"/>
+                    </m:rPr>
+                    <m:t>−</m:t>
+                  </m:r>
+                  <m:r>
+                    <m:t>0.64</m:t>
+                  </m:r>
+                </m:num>
+                <m:den>
+                  <m:r>
+                    <m:t>1</m:t>
+                  </m:r>
+                  <m:r>
+                    <m:rPr>
+                      <m:sty m:val="p"/>
+                    </m:rPr>
+                    <m:t>−</m:t>
+                  </m:r>
+                  <m:r>
+                    <m:t>0.8</m:t>
+                  </m:r>
+                </m:den>
+              </m:f>
+              <m:r>
+                <m:rPr>
+                  <m:sty m:val="p"/>
+                </m:rPr>
+                <m:t>=</m:t>
+              </m:r>
+              <m:f>
+                <m:fPr>
+                  <m:type m:val="bar"/>
+                </m:fPr>
+                <m:num>
+                  <m:r>
+                    <m:t>0.36</m:t>
+                  </m:r>
+                </m:num>
+                <m:den>
+                  <m:r>
+                    <m:t>0.2</m:t>
+                  </m:r>
+                </m:den>
+              </m:f>
+              <m:r>
+                <m:rPr>
+                  <m:sty m:val="p"/>
+                </m:rPr>
+                <m:t>=</m:t>
+              </m:r>
+              <m:r>
+                <m:t>1.8</m:t>
+              </m:r>
+            </m:oMath>
+            <w:r>
+              <w:t xml:space="preserve">.</w:t>
+            </w:r>
+            <w:r>
+              <w:t xml:space="preserve"> </w:t>
+            </w:r>
+            <w:r>
+              <w:t xml:space="preserve">Neither ratio equals the hazard ratio of 2.</w:t>
+            </w:r>
+          </w:p>
+          <w:p/>
+        </w:tc>
+      </w:tr>
+    </w:tbl>
+    <w:bookmarkEnd w:id="40"/>
+    <w:bookmarkStart w:id="47" w:name="censored-observations-are-not-event-free"/>
+    <w:p>
+      <w:pPr>
+        <w:pStyle w:val="Heading2"/>
+      </w:pPr>
+      <w:r>
+        <w:t xml:space="preserve">2.5 Censored observations are not event-free</w:t>
+      </w:r>
+    </w:p>
+    <w:p>
+      <w:pPr>
+        <w:pStyle w:val="FirstParagraph"/>
+      </w:pPr>
+      <w:r>
+        <w:t xml:space="preserve">A</w:t>
+      </w:r>
+      <w:r>
+        <w:t xml:space="preserve"> </w:t>
+      </w:r>
+      <w:hyperlink r:id="rId41">
+        <w:r>
+          <w:rPr>
+            <w:rStyle w:val="Hyperlink"/>
+          </w:rPr>
+          <w:t xml:space="preserve">right-censored</w:t>
+        </w:r>
+      </w:hyperlink>
+      <w:r>
+        <w:t xml:space="preserve"> </w:t>
+      </w:r>
+      <w:r>
+        <w:t xml:space="preserve">observation</w:t>
+      </w:r>
+      <w:r>
+        <w:t xml:space="preserve"> </w:t>
+      </w:r>
+      <w:r>
+        <w:t xml:space="preserve">tells us only that the event had not occurred by the end of that subject’s follow-up;</w:t>
+      </w:r>
+      <w:r>
+        <w:t xml:space="preserve"> </w:t>
+      </w:r>
+      <w:r>
+        <w:t xml:space="preserve">the subject might have had the event later.</w:t>
+      </w:r>
+    </w:p>
+    <w:tbl>
+      <w:tblPr>
+        <w:tblStyle w:val="Table"/>
+        <w:tblLook w:firstRow="0" w:lastRow="0" w:firstColumn="0" w:lastColumn="0" w:noHBand="0" w:noVBand="0" w:val="0000"/>
+        <w:tblBorders>
+          <w:top w:val="single" w:sz="4" w:space="0" w:color="EB9113"/>
+          <w:left w:val="single" w:sz="24" w:space="0" w:color="EB9113"/>
+          <w:bottom w:val="single" w:sz="4" w:space="0" w:color="EB9113"/>
+          <w:right w:val="single" w:sz="4" w:space="0" w:color="EB9113"/>
+        </w:tblBorders>
+        <w:tblCellMar>
+          <w:left w:w="144" w:type="dxa"/>
+          <w:right w:w="144" w:type="dxa"/>
+        </w:tblCellMar>
+        <w:tblLook w:firstRow="0" w:lastRow="0" w:firstColumn="0" w:lastColumn="0" w:noHBand="0" w:noVBand="0" w:val="0000"/>
+      </w:tblPr>
+      <w:tr>
+        <w:trPr>
+          <w:cantSplit/>
+        </w:trPr>
+        <w:tc>
+          <w:tcPr>
+            <w:shd w:color="auto" w:fill="fcefdc" w:val="clear"/>
+            <w:tcMar>
+              <w:top w:w="92" w:type="dxa"/>
+              <w:bottom w:w="92" w:type="dxa"/>
+            </w:tcMar>
+          </w:tcPr>
+          <w:p>
+            <w:pPr>
+              <w:pStyle w:val="BodyText"/>
+            </w:pPr>
+            <w:pPr>
+              <w:spacing w:before="0" w:after="0"/>
+              <w:textAlignment w:val="center"/>
+            </w:pPr>
+            <w:r>
+              <w:drawing>
+                <wp:inline>
+                  <wp:extent cx="152400" cy="152400"/>
+                  <wp:effectExtent b="0" l="0" r="0" t="0"/>
+                  <wp:docPr descr="" title="" id="42" name="Picture"/>
+                  <a:graphic>
+                    <a:graphicData uri="http://schemas.openxmlformats.org/drawingml/2006/picture">
+                      <pic:pic>
+                        <pic:nvPicPr>
+                          <pic:cNvPr descr="/opt/quarto/share/formats/docx/warning.png" id="43" name="Picture"/>
+                          <pic:cNvPicPr>
+                            <a:picLocks noChangeArrowheads="1" noChangeAspect="1"/>
+                          </pic:cNvPicPr>
+                        </pic:nvPicPr>
+                        <pic:blipFill>
+                          <a:blip r:embed="rId11"/>
+                          <a:stretch>
+                            <a:fillRect/>
+                          </a:stretch>
+                        </pic:blipFill>
+                        <pic:spPr bwMode="auto">
+                          <a:xfrm>
+                            <a:off x="0" y="0"/>
+                            <a:ext cx="152400" cy="152400"/>
+                          </a:xfrm>
+                          <a:prstGeom prst="rect">
+                            <a:avLst/>
+                          </a:prstGeom>
+                          <a:noFill/>
+                          <a:ln w="9525">
+                            <a:noFill/>
+                            <a:headEnd/>
+                            <a:tailEnd/>
+                          </a:ln>
+                        </pic:spPr>
+                      </pic:pic>
+                    </a:graphicData>
+                  </a:graphic>
+                </wp:inline>
+              </w:drawing>
+            </w:r>
+            <w:r>
+              <w:t xml:space="preserve"> </w:t>
+            </w:r>
+            <w:r>
+              <w:t xml:space="preserve"> </w:t>
+            </w:r>
+            <w:r>
+              <w:t xml:space="preserve">Treating censored observations as event-free</w:t>
+            </w:r>
+          </w:p>
+        </w:tc>
+      </w:tr>
+      <w:tr>
+        <w:trPr>
+          <w:cantSplit/>
+        </w:trPr>
+        <w:tc>
+          <w:tcPr>
+            <w:tcMar>
+              <w:top w:w="108" w:type="dxa"/>
+              <w:bottom w:w="108" w:type="dxa"/>
+            </w:tcMar>
+          </w:tcPr>
+          <w:p>
+            <w:pPr>
+              <w:pStyle w:val="BodyText"/>
+            </w:pPr>
+            <w:pPr>
+              <w:spacing w:before="16" w:after="16"/>
+            </w:pPr>
+            <w:r>
+              <w:t xml:space="preserve">Of 100 participants, 20 had the event and 30 were censored before 5 years:</w:t>
+            </w:r>
+            <w:r>
+              <w:t xml:space="preserve"> </w:t>
+            </w:r>
+            <w:r>
+              <w:t xml:space="preserve">“the 5-year risk is</w:t>
+            </w:r>
+            <w:r>
+              <w:t xml:space="preserve"> </w:t>
+            </w:r>
+            <m:oMath>
+              <m:r>
+                <m:t>20</m:t>
+              </m:r>
+              <m:r>
+                <m:rPr>
+                  <m:sty m:val="p"/>
+                </m:rPr>
+                <m:t>/</m:t>
+              </m:r>
+              <m:r>
+                <m:t>100</m:t>
+              </m:r>
+              <m:r>
+                <m:rPr>
+                  <m:sty m:val="p"/>
+                </m:rPr>
+                <m:t>=</m:t>
+              </m:r>
+              <m:r>
+                <m:t>0.2</m:t>
+              </m:r>
+            </m:oMath>
+            <w:r>
+              <w:t xml:space="preserve">,</w:t>
+            </w:r>
+            <w:r>
+              <w:t xml:space="preserve"> </w:t>
+            </w:r>
+            <w:r>
+              <w:t xml:space="preserve">since the censored participants did not have the event.”</w:t>
+            </w:r>
+          </w:p>
+          <w:p/>
+        </w:tc>
+      </w:tr>
+    </w:tbl>
+    <w:p>
+      <w:pPr>
+        <w:pStyle w:val="BodyText"/>
+      </w:pPr>
+      <w:r>
+        <w:t xml:space="preserve"> </w:t>
+      </w:r>
+    </w:p>
+    <w:tbl>
+      <w:tblPr>
+        <w:tblStyle w:val="Table"/>
+        <w:tblLook w:firstRow="0" w:lastRow="0" w:firstColumn="0" w:lastColumn="0" w:noHBand="0" w:noVBand="0" w:val="0000"/>
+        <w:tblBorders>
+          <w:top w:val="single" w:sz="4" w:space="0" w:color="909090"/>
+          <w:left w:val="single" w:sz="24" w:space="0" w:color="909090"/>
+          <w:bottom w:val="single" w:sz="4" w:space="0" w:color="909090"/>
+          <w:right w:val="single" w:sz="4" w:space="0" w:color="909090"/>
+        </w:tblBorders>
+        <w:tblCellMar>
+          <w:left w:w="144" w:type="dxa"/>
+          <w:right w:w="144" w:type="dxa"/>
+        </w:tblCellMar>
+        <w:tblLook w:firstRow="0" w:lastRow="0" w:firstColumn="0" w:lastColumn="0" w:noHBand="0" w:noVBand="0" w:val="0000"/>
+      </w:tblPr>
+      <w:tr>
+        <w:trPr>
+          <w:cantSplit/>
+        </w:trPr>
+        <w:tc>
+          <w:tcPr>
+            <w:shd w:color="auto" w:fill="e6e6e6" w:val="clear"/>
+            <w:tcMar>
+              <w:top w:w="92" w:type="dxa"/>
+              <w:bottom w:w="92" w:type="dxa"/>
+            </w:tcMar>
+          </w:tcPr>
+          <w:p>
+            <w:pPr>
+              <w:pStyle w:val="BodyText"/>
+            </w:pPr>
+            <w:pPr>
+              <w:spacing w:before="16" w:after="16"/>
+            </w:pPr>
+            <w:r>
+              <w:t xml:space="preserve">Solution</w:t>
+            </w:r>
+          </w:p>
+        </w:tc>
+      </w:tr>
+      <w:tr>
+        <w:trPr>
+          <w:cantSplit/>
+        </w:trPr>
+        <w:tc>
+          <w:tcPr>
+            <w:tcMar>
+              <w:top w:w="108" w:type="dxa"/>
+              <w:bottom w:w="108" w:type="dxa"/>
+            </w:tcMar>
+          </w:tcPr>
+          <w:p>
+            <w:pPr>
+              <w:pStyle w:val="BodyText"/>
+            </w:pPr>
+            <w:r>
+              <w:rPr>
+                <w:i/>
+                <w:iCs/>
+              </w:rPr>
+              <w:t xml:space="preserve">Solution</w:t>
+            </w:r>
+            <w:r>
+              <w:t xml:space="preserve">. </w:t>
+            </w:r>
+            <w:r>
+              <w:t xml:space="preserve">Counting censored participants as event-free for the whole period</w:t>
+            </w:r>
+            <w:r>
+              <w:t xml:space="preserve"> </w:t>
+            </w:r>
+            <w:r>
+              <w:t xml:space="preserve">biases the estimated risk downward.</w:t>
+            </w:r>
+            <w:r>
+              <w:t xml:space="preserve"> </w:t>
+            </w:r>
+            <w:r>
+              <w:t xml:space="preserve">Use a survival-analysis method that keeps each censored participant in the</w:t>
+            </w:r>
+            <w:r>
+              <w:t xml:space="preserve"> </w:t>
+            </w:r>
+            <w:hyperlink r:id="rId44">
+              <w:r>
+                <w:rPr>
+                  <w:rStyle w:val="Hyperlink"/>
+                </w:rPr>
+                <w:t xml:space="preserve">risk set</w:t>
+              </w:r>
+            </w:hyperlink>
+            <w:r>
+              <w:t xml:space="preserve"> </w:t>
+            </w:r>
+            <w:r>
+              <w:t xml:space="preserve">only until their censoring time,</w:t>
+            </w:r>
+            <w:r>
+              <w:t xml:space="preserve"> </w:t>
+            </w:r>
+            <w:r>
+              <w:t xml:space="preserve">such as the</w:t>
+            </w:r>
+            <w:r>
+              <w:t xml:space="preserve"> </w:t>
+            </w:r>
+            <w:hyperlink r:id="rId45">
+              <w:r>
+                <w:rPr>
+                  <w:rStyle w:val="Hyperlink"/>
+                </w:rPr>
+                <w:t xml:space="preserve">Kaplan-Meier estimator</w:t>
+              </w:r>
+            </w:hyperlink>
+            <w:r>
+              <w:t xml:space="preserve"> </w:t>
+            </w:r>
+            <w:r>
+              <w:t xml:space="preserve">or a proportional hazards model,</w:t>
+            </w:r>
+            <w:r>
+              <w:t xml:space="preserve"> </w:t>
+            </w:r>
+            <w:r>
+              <w:t xml:space="preserve">under the assumption of</w:t>
+            </w:r>
+            <w:r>
+              <w:t xml:space="preserve"> </w:t>
+            </w:r>
+            <w:hyperlink r:id="rId46">
+              <w:r>
+                <w:rPr>
+                  <w:rStyle w:val="Hyperlink"/>
+                </w:rPr>
+                <w:t xml:space="preserve">non-informative censoring</w:t>
+              </w:r>
+            </w:hyperlink>
+            <w:r>
+              <w:t xml:space="preserve">.</w:t>
+            </w:r>
+          </w:p>
+          <w:p/>
+        </w:tc>
+      </w:tr>
+    </w:tbl>
+    <w:bookmarkEnd w:id="47"/>
+    <w:bookmarkEnd w:id="48"/>
+    <w:bookmarkStart w:id="51" w:name="r"/>
+    <w:p>
+      <w:pPr>
+        <w:pStyle w:val="Heading1"/>
+      </w:pPr>
+      <w:r>
+        <w:t xml:space="preserve">3. R</w:t>
+      </w:r>
+    </w:p>
+    <w:bookmarkStart w:id="50" w:name="dont-copy-paste-code"/>
+    <w:p>
+      <w:pPr>
+        <w:pStyle w:val="Heading2"/>
+      </w:pPr>
+      <w:r>
+        <w:t xml:space="preserve">3.1 Don’t copy-paste code</w:t>
+      </w:r>
+    </w:p>
+    <w:p>
+      <w:pPr>
+        <w:pStyle w:val="FirstParagraph"/>
+      </w:pPr>
+      <w:r>
         <w:t xml:space="preserve">Successful programmers don’t use copy-paste!</w:t>
       </w:r>
       <w:r>
         <w:t xml:space="preserve"> </w:t>
       </w:r>
-      <w:hyperlink r:id="rId16">
+      <w:hyperlink r:id="rId49">
         <w:r>
           <w:rPr>
             <w:rStyle w:val="Hyperlink"/>
@@ -1875,24 +5103,24 @@
         </w:r>
       </w:hyperlink>
     </w:p>
-    <w:bookmarkEnd w:id="17"/>
-    <w:bookmarkEnd w:id="18"/>
-    <w:bookmarkStart w:id="22" w:name="quarto"/>
+    <w:bookmarkEnd w:id="50"/>
+    <w:bookmarkEnd w:id="51"/>
+    <w:bookmarkStart w:id="55" w:name="quarto"/>
     <w:p>
       <w:pPr>
         <w:pStyle w:val="Heading1"/>
       </w:pPr>
       <w:r>
-        <w:t xml:space="preserve">3. Quarto</w:t>
+        <w:t xml:space="preserve">4. Quarto</w:t>
       </w:r>
     </w:p>
-    <w:bookmarkStart w:id="19" w:name="separate-divs-and-slide-breaks"/>
+    <w:bookmarkStart w:id="52" w:name="separate-divs-and-slide-breaks"/>
     <w:p>
       <w:pPr>
         <w:pStyle w:val="Heading2"/>
       </w:pPr>
       <w:r>
-        <w:t xml:space="preserve">3.1 Separate divs and slide breaks</w:t>
+        <w:t xml:space="preserve">4.1 Separate divs and slide breaks</w:t>
       </w:r>
     </w:p>
     <w:p>
@@ -1999,14 +5227,14 @@
         <w:t xml:space="preserve">:::</w:t>
       </w:r>
     </w:p>
-    <w:bookmarkEnd w:id="19"/>
-    <w:bookmarkStart w:id="21" w:name="Xee27ee22b453f6e92c33220154e424fa6bac318"/>
+    <w:bookmarkEnd w:id="52"/>
+    <w:bookmarkStart w:id="54" w:name="Xee27ee22b453f6e92c33220154e424fa6bac318"/>
     <w:p>
       <w:pPr>
         <w:pStyle w:val="Heading2"/>
       </w:pPr>
       <w:r>
-        <w:t xml:space="preserve">3.2</w:t>
+        <w:t xml:space="preserve">4.2</w:t>
       </w:r>
       <w:r>
         <w:t xml:space="preserve"> </w:t>
@@ -2043,7 +5271,7 @@
       <w:r>
         <w:t xml:space="preserve"> </w:t>
       </w:r>
-      <w:hyperlink r:id="rId20">
+      <w:hyperlink r:id="rId53">
         <w:r>
           <w:rPr>
             <w:rStyle w:val="Hyperlink"/>
@@ -2052,15 +5280,15 @@
         </w:r>
       </w:hyperlink>
     </w:p>
-    <w:bookmarkEnd w:id="21"/>
-    <w:bookmarkEnd w:id="22"/>
-    <w:bookmarkStart w:id="24" w:name="latex"/>
+    <w:bookmarkEnd w:id="54"/>
+    <w:bookmarkEnd w:id="55"/>
+    <w:bookmarkStart w:id="57" w:name="latex"/>
     <w:p>
       <w:pPr>
         <w:pStyle w:val="Heading1"/>
       </w:pPr>
       <w:r>
-        <w:t xml:space="preserve">4. LaTeX</w:t>
+        <w:t xml:space="preserve">5. LaTeX</w:t>
       </w:r>
     </w:p>
     <w:p>
@@ -2124,7 +5352,7 @@
       <w:r>
         <w:t xml:space="preserve"> </w:t>
       </w:r>
-      <w:hyperlink r:id="rId23">
+      <w:hyperlink r:id="rId56">
         <w:r>
           <w:rPr>
             <w:rStyle w:val="Hyperlink"/>
@@ -2133,7 +5361,7 @@
         </w:r>
       </w:hyperlink>
     </w:p>
-    <w:bookmarkEnd w:id="24"/>
+    <w:bookmarkEnd w:id="57"/>
     <w:sectPr>
       <w:footnotePr>
         <w:numRestart w:val="eachSect"/>

--- a/chapters/common-mistakes-handout.docx
+++ b/chapters/common-mistakes-handout.docx
@@ -2463,16 +2463,21 @@
                 </m:rPr>
                 <m:t>(</m:t>
               </m:r>
-              <m:acc>
-                <m:accPr>
-                  <m:chr m:val="̃"/>
-                </m:accPr>
+              <m:limLow>
                 <m:e>
                   <m:r>
                     <m:t>x</m:t>
                   </m:r>
                 </m:e>
-              </m:acc>
+                <m:lim>
+                  <m:r>
+                    <m:rPr>
+                      <m:sty m:val="p"/>
+                    </m:rPr>
+                    <m:t>∼</m:t>
+                  </m:r>
+                </m:lim>
+              </m:limLow>
               <m:r>
                 <m:rPr>
                   <m:sty m:val="p"/>
@@ -2481,16 +2486,21 @@
               </m:r>
               <m:sSup>
                 <m:e>
-                  <m:acc>
-                    <m:accPr>
-                      <m:chr m:val="̃"/>
-                    </m:accPr>
+                  <m:limLow>
                     <m:e>
                       <m:r>
                         <m:t>x</m:t>
                       </m:r>
                     </m:e>
-                  </m:acc>
+                    <m:lim>
+                      <m:r>
+                        <m:rPr>
+                          <m:sty m:val="p"/>
+                        </m:rPr>
+                        <m:t>∼</m:t>
+                      </m:r>
+                    </m:lim>
+                  </m:limLow>
                 </m:e>
                 <m:sup>
                   <m:r>
@@ -2527,16 +2537,21 @@
               <w:t xml:space="preserve"> </w:t>
             </w:r>
             <m:oMath>
-              <m:acc>
-                <m:accPr>
-                  <m:chr m:val="̃"/>
-                </m:accPr>
+              <m:limLow>
                 <m:e>
                   <m:r>
                     <m:t>x</m:t>
                   </m:r>
                 </m:e>
-              </m:acc>
+                <m:lim>
+                  <m:r>
+                    <m:rPr>
+                      <m:sty m:val="p"/>
+                    </m:rPr>
+                    <m:t>∼</m:t>
+                  </m:r>
+                </m:lim>
+              </m:limLow>
             </m:oMath>
             <w:r>
               <w:t xml:space="preserve"> </w:t>
@@ -2550,16 +2565,21 @@
             <m:oMath>
               <m:sSup>
                 <m:e>
-                  <m:acc>
-                    <m:accPr>
-                      <m:chr m:val="̃"/>
-                    </m:accPr>
+                  <m:limLow>
                     <m:e>
                       <m:r>
                         <m:t>x</m:t>
                       </m:r>
                     </m:e>
-                  </m:acc>
+                    <m:lim>
+                      <m:r>
+                        <m:rPr>
+                          <m:sty m:val="p"/>
+                        </m:rPr>
+                        <m:t>∼</m:t>
+                      </m:r>
+                    </m:lim>
+                  </m:limLow>
                 </m:e>
                 <m:sup>
                   <m:r>
@@ -3962,16 +3982,21 @@
           </m:rPr>
           <m:t>|</m:t>
         </m:r>
-        <m:acc>
-          <m:accPr>
-            <m:chr m:val="̃"/>
-          </m:accPr>
+        <m:limLow>
           <m:e>
             <m:r>
               <m:t>x</m:t>
             </m:r>
           </m:e>
-        </m:acc>
+          <m:lim>
+            <m:r>
+              <m:rPr>
+                <m:sty m:val="p"/>
+              </m:rPr>
+              <m:t>∼</m:t>
+            </m:r>
+          </m:lim>
+        </m:limLow>
         <m:r>
           <m:rPr>
             <m:sty m:val="p"/>
@@ -4052,16 +4077,21 @@
               </m:rPr>
               <m:t>(</m:t>
             </m:r>
-            <m:acc>
-              <m:accPr>
-                <m:chr m:val="̃"/>
-              </m:accPr>
+            <m:limLow>
               <m:e>
                 <m:r>
                   <m:t>x</m:t>
                 </m:r>
               </m:e>
-            </m:acc>
+              <m:lim>
+                <m:r>
+                  <m:rPr>
+                    <m:sty m:val="p"/>
+                  </m:rPr>
+                  <m:t>∼</m:t>
+                </m:r>
+              </m:lim>
+            </m:limLow>
             <m:r>
               <m:rPr>
                 <m:sty m:val="p"/>
@@ -4238,16 +4268,21 @@
                 </m:rPr>
                 <m:t>|</m:t>
               </m:r>
-              <m:acc>
-                <m:accPr>
-                  <m:chr m:val="̃"/>
-                </m:accPr>
+              <m:limLow>
                 <m:e>
                   <m:r>
                     <m:t>x</m:t>
                   </m:r>
                 </m:e>
-              </m:acc>
+                <m:lim>
+                  <m:r>
+                    <m:rPr>
+                      <m:sty m:val="p"/>
+                    </m:rPr>
+                    <m:t>∼</m:t>
+                  </m:r>
+                </m:lim>
+              </m:limLow>
               <m:r>
                 <m:rPr>
                   <m:sty m:val="p"/>
@@ -4256,16 +4291,21 @@
               </m:r>
               <m:sSup>
                 <m:e>
-                  <m:acc>
-                    <m:accPr>
-                      <m:chr m:val="̃"/>
-                    </m:accPr>
+                  <m:limLow>
                     <m:e>
                       <m:r>
                         <m:t>x</m:t>
                       </m:r>
                     </m:e>
-                  </m:acc>
+                    <m:lim>
+                      <m:r>
+                        <m:rPr>
+                          <m:sty m:val="p"/>
+                        </m:rPr>
+                        <m:t>∼</m:t>
+                      </m:r>
+                    </m:lim>
+                  </m:limLow>
                 </m:e>
                 <m:sup>
                   <m:r>
@@ -4325,16 +4365,21 @@
               </m:r>
               <m:sSup>
                 <m:e>
-                  <m:acc>
-                    <m:accPr>
-                      <m:chr m:val="̃"/>
-                    </m:accPr>
+                  <m:limLow>
                     <m:e>
                       <m:r>
                         <m:t>x</m:t>
                       </m:r>
                     </m:e>
-                  </m:acc>
+                    <m:lim>
+                      <m:r>
+                        <m:rPr>
+                          <m:sty m:val="p"/>
+                        </m:rPr>
+                        <m:t>∼</m:t>
+                      </m:r>
+                    </m:lim>
+                  </m:limLow>
                 </m:e>
                 <m:sup>
                   <m:r>
@@ -4406,16 +4451,21 @@
                 </m:rPr>
                 <m:t>|</m:t>
               </m:r>
-              <m:acc>
-                <m:accPr>
-                  <m:chr m:val="̃"/>
-                </m:accPr>
+              <m:limLow>
                 <m:e>
                   <m:r>
                     <m:t>x</m:t>
                   </m:r>
                 </m:e>
-              </m:acc>
+                <m:lim>
+                  <m:r>
+                    <m:rPr>
+                      <m:sty m:val="p"/>
+                    </m:rPr>
+                    <m:t>∼</m:t>
+                  </m:r>
+                </m:lim>
+              </m:limLow>
               <m:r>
                 <m:rPr>
                   <m:sty m:val="p"/>
@@ -4536,16 +4586,21 @@
                 </m:rPr>
                 <m:t>|</m:t>
               </m:r>
-              <m:acc>
-                <m:accPr>
-                  <m:chr m:val="̃"/>
-                </m:accPr>
+              <m:limLow>
                 <m:e>
                   <m:r>
                     <m:t>x</m:t>
                   </m:r>
                 </m:e>
-              </m:acc>
+                <m:lim>
+                  <m:r>
+                    <m:rPr>
+                      <m:sty m:val="p"/>
+                    </m:rPr>
+                    <m:t>∼</m:t>
+                  </m:r>
+                </m:lim>
+              </m:limLow>
               <m:r>
                 <m:rPr>
                   <m:sty m:val="p"/>

--- a/chapters/common-mistakes-handout.docx
+++ b/chapters/common-mistakes-handout.docx
@@ -2440,93 +2440,9 @@
             <w:r>
               <w:t xml:space="preserve"> </w:t>
             </w:r>
-            <m:oMath>
-              <m:sSub>
-                <m:e>
-                  <m:r>
-                    <m:rPr>
-                      <m:nor/>
-                      <m:sty m:val="p"/>
-                    </m:rPr>
-                    <m:t>ϙ</m:t>
-                  </m:r>
-                </m:e>
-                <m:sub>
-                  <m:r>
-                    <m:t>ω</m:t>
-                  </m:r>
-                </m:sub>
-              </m:sSub>
-              <m:r>
-                <m:rPr>
-                  <m:sty m:val="p"/>
-                </m:rPr>
-                <m:t>(</m:t>
-              </m:r>
-              <m:limLow>
-                <m:e>
-                  <m:r>
-                    <m:t>x</m:t>
-                  </m:r>
-                </m:e>
-                <m:lim>
-                  <m:r>
-                    <m:rPr>
-                      <m:sty m:val="p"/>
-                    </m:rPr>
-                    <m:t>∼</m:t>
-                  </m:r>
-                </m:lim>
-              </m:limLow>
-              <m:r>
-                <m:rPr>
-                  <m:sty m:val="p"/>
-                </m:rPr>
-                <m:t>,</m:t>
-              </m:r>
-              <m:sSup>
-                <m:e>
-                  <m:limLow>
-                    <m:e>
-                      <m:r>
-                        <m:t>x</m:t>
-                      </m:r>
-                    </m:e>
-                    <m:lim>
-                      <m:r>
-                        <m:rPr>
-                          <m:sty m:val="p"/>
-                        </m:rPr>
-                        <m:t>∼</m:t>
-                      </m:r>
-                    </m:lim>
-                  </m:limLow>
-                </m:e>
-                <m:sup>
-                  <m:r>
-                    <m:rPr>
-                      <m:sty m:val="p"/>
-                    </m:rPr>
-                    <m:t>*</m:t>
-                  </m:r>
-                </m:sup>
-              </m:sSup>
-              <m:r>
-                <m:rPr>
-                  <m:sty m:val="p"/>
-                </m:rPr>
-                <m:t>)</m:t>
-              </m:r>
-              <m:r>
-                <m:rPr>
-                  <m:sty m:val="p"/>
-                </m:rPr>
-                <m:t>=</m:t>
-              </m:r>
-              <m:r>
-                <m:t>1.5</m:t>
-              </m:r>
-            </m:oMath>
+            <w:r>
+              <w:t xml:space="preserve">$\text{ϙ}_{\omega}(\mathord{\smash[b]{\underset{\raise.3ex\hbox{$\scriptstyle\sim$}}{x}}\vphantom{x}},\mathord{{\mathord{\smash[b]{\underset{\raise.3ex\hbox{$\scriptstyle\sim$}}{x}}\vphantom{x}}^*}}) = 1.5$</w:t>
+            </w:r>
             <w:r>
               <w:t xml:space="preserve"> </w:t>
             </w:r>
@@ -2536,23 +2452,9 @@
             <w:r>
               <w:t xml:space="preserve"> </w:t>
             </w:r>
-            <m:oMath>
-              <m:limLow>
-                <m:e>
-                  <m:r>
-                    <m:t>x</m:t>
-                  </m:r>
-                </m:e>
-                <m:lim>
-                  <m:r>
-                    <m:rPr>
-                      <m:sty m:val="p"/>
-                    </m:rPr>
-                    <m:t>∼</m:t>
-                  </m:r>
-                </m:lim>
-              </m:limLow>
-            </m:oMath>
+            <w:r>
+              <w:t xml:space="preserve">$\mathord{\smash[b]{\underset{\raise.3ex\hbox{$\scriptstyle\sim$}}{x}}\vphantom{x}}$</w:t>
+            </w:r>
             <w:r>
               <w:t xml:space="preserve"> </w:t>
             </w:r>
@@ -2562,35 +2464,9 @@
             <w:r>
               <w:t xml:space="preserve"> </w:t>
             </w:r>
-            <m:oMath>
-              <m:sSup>
-                <m:e>
-                  <m:limLow>
-                    <m:e>
-                      <m:r>
-                        <m:t>x</m:t>
-                      </m:r>
-                    </m:e>
-                    <m:lim>
-                      <m:r>
-                        <m:rPr>
-                          <m:sty m:val="p"/>
-                        </m:rPr>
-                        <m:t>∼</m:t>
-                      </m:r>
-                    </m:lim>
-                  </m:limLow>
-                </m:e>
-                <m:sup>
-                  <m:r>
-                    <m:rPr>
-                      <m:sty m:val="p"/>
-                    </m:rPr>
-                    <m:t>*</m:t>
-                  </m:r>
-                </m:sup>
-              </m:sSup>
-            </m:oMath>
+            <w:r>
+              <w:t xml:space="preserve">$\mathord{{\mathord{\smash[b]{\underset{\raise.3ex\hbox{$\scriptstyle\sim$}}{x}}\vphantom{x}}^*}}$</w:t>
+            </w:r>
             <w:r>
               <w:t xml:space="preserve"> </w:t>
             </w:r>
@@ -3960,147 +3836,9 @@
       <w:r>
         <w:t xml:space="preserve"> </w:t>
       </w:r>
-      <m:oMath>
-        <m:r>
-          <m:rPr>
-            <m:sty m:val="p"/>
-          </m:rPr>
-          <m:t>S</m:t>
-        </m:r>
-        <m:r>
-          <m:rPr>
-            <m:sty m:val="p"/>
-          </m:rPr>
-          <m:t>(</m:t>
-        </m:r>
-        <m:r>
-          <m:t>t</m:t>
-        </m:r>
-        <m:r>
-          <m:rPr>
-            <m:sty m:val="p"/>
-          </m:rPr>
-          <m:t>|</m:t>
-        </m:r>
-        <m:limLow>
-          <m:e>
-            <m:r>
-              <m:t>x</m:t>
-            </m:r>
-          </m:e>
-          <m:lim>
-            <m:r>
-              <m:rPr>
-                <m:sty m:val="p"/>
-              </m:rPr>
-              <m:t>∼</m:t>
-            </m:r>
-          </m:lim>
-        </m:limLow>
-        <m:r>
-          <m:rPr>
-            <m:sty m:val="p"/>
-          </m:rPr>
-          <m:t>)</m:t>
-        </m:r>
-        <m:r>
-          <m:rPr>
-            <m:sty m:val="p"/>
-          </m:rPr>
-          <m:t>=</m:t>
-        </m:r>
-        <m:r>
-          <m:t>​</m:t>
-        </m:r>
-        <m:d>
-          <m:dPr>
-            <m:begChr m:val="["/>
-            <m:sepChr m:val=""/>
-            <m:endChr m:val="]"/>
-            <m:grow/>
-          </m:dPr>
-          <m:e>
-            <m:sSub>
-              <m:e>
-                <m:r>
-                  <m:rPr>
-                    <m:sty m:val="p"/>
-                  </m:rPr>
-                  <m:t>S</m:t>
-                </m:r>
-              </m:e>
-              <m:sub>
-                <m:r>
-                  <m:t>0</m:t>
-                </m:r>
-              </m:sub>
-            </m:sSub>
-            <m:r>
-              <m:rPr>
-                <m:sty m:val="p"/>
-              </m:rPr>
-              <m:t>(</m:t>
-            </m:r>
-            <m:r>
-              <m:t>t</m:t>
-            </m:r>
-            <m:r>
-              <m:rPr>
-                <m:sty m:val="p"/>
-              </m:rPr>
-              <m:t>)</m:t>
-            </m:r>
-          </m:e>
-        </m:d>
-        <m:sSup>
-          <m:e>
-            <m:r>
-              <m:t>​</m:t>
-            </m:r>
-          </m:e>
-          <m:sup>
-            <m:sSub>
-              <m:e>
-                <m:r>
-                  <m:t>θ</m:t>
-                </m:r>
-              </m:e>
-              <m:sub>
-                <m:r>
-                  <m:t>λ</m:t>
-                </m:r>
-              </m:sub>
-            </m:sSub>
-            <m:r>
-              <m:rPr>
-                <m:sty m:val="p"/>
-              </m:rPr>
-              <m:t>(</m:t>
-            </m:r>
-            <m:limLow>
-              <m:e>
-                <m:r>
-                  <m:t>x</m:t>
-                </m:r>
-              </m:e>
-              <m:lim>
-                <m:r>
-                  <m:rPr>
-                    <m:sty m:val="p"/>
-                  </m:rPr>
-                  <m:t>∼</m:t>
-                </m:r>
-              </m:lim>
-            </m:limLow>
-            <m:r>
-              <m:rPr>
-                <m:sty m:val="p"/>
-              </m:rPr>
-              <m:t>)</m:t>
-            </m:r>
-          </m:sup>
-        </m:sSup>
-      </m:oMath>
+      <w:r>
+        <w:t xml:space="preserve">$\operatorname{S}(t|\mathord{\smash[b]{\underset{\raise.3ex\hbox{$\scriptstyle\sim$}}{x}}\vphantom{x}}) = \mathopen{}\left[\operatorname{S}_0(t)\right]\mathclose{}^{\theta_{{\lambda}}(\mathord{\smash[b]{\underset{\raise.3ex\hbox{$\scriptstyle\sim$}}{x}}\vphantom{x}})}$</w:t>
+      </w:r>
       <w:r>
         <w:t xml:space="preserve"> </w:t>
       </w:r>
@@ -4236,252 +3974,47 @@
             <w:pPr>
               <w:spacing w:before="16" w:after="16"/>
             </w:pPr>
+            <w:r>
+              <w:t xml:space="preserve">$\text{ϙ}_{{\lambda}}(t| \mathord{\smash[b]{\underset{\raise.3ex\hbox{$\scriptstyle\sim$}}{x}}\vphantom{x}}: \mathord{{\mathord{\smash[b]{\underset{\raise.3ex\hbox{$\scriptstyle\sim$}}{x}}\vphantom{x}}^*}}) = 2$</w:t>
+            </w:r>
+            <w:r>
+              <w:t xml:space="preserve"> </w:t>
+            </w:r>
+            <w:r>
+              <w:t xml:space="preserve">and</w:t>
+            </w:r>
+            <w:r>
+              <w:t xml:space="preserve"> </w:t>
+            </w:r>
+            <w:r>
+              <w:t xml:space="preserve">$\operatorname{S}(t|\mathord{{\mathord{\smash[b]{\underset{\raise.3ex\hbox{$\scriptstyle\sim$}}{x}}\vphantom{x}}^*}}) = 0.8$</w:t>
+            </w:r>
+            <w:r>
+              <w:t xml:space="preserve">:</w:t>
+            </w:r>
+            <w:r>
+              <w:t xml:space="preserve"> </w:t>
+            </w:r>
+            <w:r>
+              <w:t xml:space="preserve">“the exposed group has half the probability of surviving to</w:t>
+            </w:r>
+            <w:r>
+              <w:t xml:space="preserve"> </w:t>
+            </w:r>
             <m:oMath>
-              <m:sSub>
-                <m:e>
-                  <m:r>
-                    <m:rPr>
-                      <m:nor/>
-                      <m:sty m:val="p"/>
-                    </m:rPr>
-                    <m:t>ϙ</m:t>
-                  </m:r>
-                </m:e>
-                <m:sub>
-                  <m:r>
-                    <m:t>λ</m:t>
-                  </m:r>
-                </m:sub>
-              </m:sSub>
-              <m:r>
-                <m:rPr>
-                  <m:sty m:val="p"/>
-                </m:rPr>
-                <m:t>(</m:t>
-              </m:r>
               <m:r>
                 <m:t>t</m:t>
               </m:r>
-              <m:r>
-                <m:rPr>
-                  <m:sty m:val="p"/>
-                </m:rPr>
-                <m:t>|</m:t>
-              </m:r>
-              <m:limLow>
-                <m:e>
-                  <m:r>
-                    <m:t>x</m:t>
-                  </m:r>
-                </m:e>
-                <m:lim>
-                  <m:r>
-                    <m:rPr>
-                      <m:sty m:val="p"/>
-                    </m:rPr>
-                    <m:t>∼</m:t>
-                  </m:r>
-                </m:lim>
-              </m:limLow>
-              <m:r>
-                <m:rPr>
-                  <m:sty m:val="p"/>
-                </m:rPr>
-                <m:t>:</m:t>
-              </m:r>
-              <m:sSup>
-                <m:e>
-                  <m:limLow>
-                    <m:e>
-                      <m:r>
-                        <m:t>x</m:t>
-                      </m:r>
-                    </m:e>
-                    <m:lim>
-                      <m:r>
-                        <m:rPr>
-                          <m:sty m:val="p"/>
-                        </m:rPr>
-                        <m:t>∼</m:t>
-                      </m:r>
-                    </m:lim>
-                  </m:limLow>
-                </m:e>
-                <m:sup>
-                  <m:r>
-                    <m:rPr>
-                      <m:sty m:val="p"/>
-                    </m:rPr>
-                    <m:t>*</m:t>
-                  </m:r>
-                </m:sup>
-              </m:sSup>
-              <m:r>
-                <m:rPr>
-                  <m:sty m:val="p"/>
-                </m:rPr>
-                <m:t>)</m:t>
-              </m:r>
-              <m:r>
-                <m:rPr>
-                  <m:sty m:val="p"/>
-                </m:rPr>
-                <m:t>=</m:t>
-              </m:r>
-              <m:r>
-                <m:t>2</m:t>
-              </m:r>
             </m:oMath>
             <w:r>
-              <w:t xml:space="preserve"> </w:t>
-            </w:r>
-            <w:r>
-              <w:t xml:space="preserve">and</w:t>
-            </w:r>
-            <w:r>
-              <w:t xml:space="preserve"> </w:t>
-            </w:r>
-            <m:oMath>
-              <m:r>
-                <m:rPr>
-                  <m:sty m:val="p"/>
-                </m:rPr>
-                <m:t>S</m:t>
-              </m:r>
-              <m:r>
-                <m:rPr>
-                  <m:sty m:val="p"/>
-                </m:rPr>
-                <m:t>(</m:t>
-              </m:r>
-              <m:r>
-                <m:t>t</m:t>
-              </m:r>
-              <m:r>
-                <m:rPr>
-                  <m:sty m:val="p"/>
-                </m:rPr>
-                <m:t>|</m:t>
-              </m:r>
-              <m:sSup>
-                <m:e>
-                  <m:limLow>
-                    <m:e>
-                      <m:r>
-                        <m:t>x</m:t>
-                      </m:r>
-                    </m:e>
-                    <m:lim>
-                      <m:r>
-                        <m:rPr>
-                          <m:sty m:val="p"/>
-                        </m:rPr>
-                        <m:t>∼</m:t>
-                      </m:r>
-                    </m:lim>
-                  </m:limLow>
-                </m:e>
-                <m:sup>
-                  <m:r>
-                    <m:rPr>
-                      <m:sty m:val="p"/>
-                    </m:rPr>
-                    <m:t>*</m:t>
-                  </m:r>
-                </m:sup>
-              </m:sSup>
-              <m:r>
-                <m:rPr>
-                  <m:sty m:val="p"/>
-                </m:rPr>
-                <m:t>)</m:t>
-              </m:r>
-              <m:r>
-                <m:rPr>
-                  <m:sty m:val="p"/>
-                </m:rPr>
-                <m:t>=</m:t>
-              </m:r>
-              <m:r>
-                <m:t>0.8</m:t>
-              </m:r>
-            </m:oMath>
-            <w:r>
-              <w:t xml:space="preserve">:</w:t>
-            </w:r>
-            <w:r>
-              <w:t xml:space="preserve"> </w:t>
-            </w:r>
-            <w:r>
-              <w:t xml:space="preserve">“the exposed group has half the probability of surviving to</w:t>
-            </w:r>
-            <w:r>
-              <w:t xml:space="preserve"> </w:t>
-            </w:r>
-            <m:oMath>
-              <m:r>
-                <m:t>t</m:t>
-              </m:r>
-            </m:oMath>
-            <w:r>
               <w:t xml:space="preserve">,</w:t>
             </w:r>
             <w:r>
               <w:t xml:space="preserve"> </w:t>
             </w:r>
-            <m:oMath>
-              <m:r>
-                <m:rPr>
-                  <m:sty m:val="p"/>
-                </m:rPr>
-                <m:t>S</m:t>
-              </m:r>
-              <m:r>
-                <m:rPr>
-                  <m:sty m:val="p"/>
-                </m:rPr>
-                <m:t>(</m:t>
-              </m:r>
-              <m:r>
-                <m:t>t</m:t>
-              </m:r>
-              <m:r>
-                <m:rPr>
-                  <m:sty m:val="p"/>
-                </m:rPr>
-                <m:t>|</m:t>
-              </m:r>
-              <m:limLow>
-                <m:e>
-                  <m:r>
-                    <m:t>x</m:t>
-                  </m:r>
-                </m:e>
-                <m:lim>
-                  <m:r>
-                    <m:rPr>
-                      <m:sty m:val="p"/>
-                    </m:rPr>
-                    <m:t>∼</m:t>
-                  </m:r>
-                </m:lim>
-              </m:limLow>
-              <m:r>
-                <m:rPr>
-                  <m:sty m:val="p"/>
-                </m:rPr>
-                <m:t>)</m:t>
-              </m:r>
-              <m:r>
-                <m:rPr>
-                  <m:sty m:val="p"/>
-                </m:rPr>
-                <m:t>=</m:t>
-              </m:r>
-              <m:r>
-                <m:t>0.4</m:t>
-              </m:r>
-            </m:oMath>
+            <w:r>
+              <w:t xml:space="preserve">$\operatorname{S}(t|\mathord{\smash[b]{\underset{\raise.3ex\hbox{$\scriptstyle\sim$}}{x}}\vphantom{x}}) = 0.4$</w:t>
+            </w:r>
             <w:r>
               <w:t xml:space="preserve">.”</w:t>
             </w:r>
@@ -4564,77 +4097,9 @@
             <w:r>
               <w:t xml:space="preserve">. </w:t>
             </w:r>
-            <m:oMath>
-              <m:r>
-                <m:rPr>
-                  <m:sty m:val="p"/>
-                </m:rPr>
-                <m:t>S</m:t>
-              </m:r>
-              <m:r>
-                <m:rPr>
-                  <m:sty m:val="p"/>
-                </m:rPr>
-                <m:t>(</m:t>
-              </m:r>
-              <m:r>
-                <m:t>t</m:t>
-              </m:r>
-              <m:r>
-                <m:rPr>
-                  <m:sty m:val="p"/>
-                </m:rPr>
-                <m:t>|</m:t>
-              </m:r>
-              <m:limLow>
-                <m:e>
-                  <m:r>
-                    <m:t>x</m:t>
-                  </m:r>
-                </m:e>
-                <m:lim>
-                  <m:r>
-                    <m:rPr>
-                      <m:sty m:val="p"/>
-                    </m:rPr>
-                    <m:t>∼</m:t>
-                  </m:r>
-                </m:lim>
-              </m:limLow>
-              <m:r>
-                <m:rPr>
-                  <m:sty m:val="p"/>
-                </m:rPr>
-                <m:t>)</m:t>
-              </m:r>
-              <m:r>
-                <m:rPr>
-                  <m:sty m:val="p"/>
-                </m:rPr>
-                <m:t>=</m:t>
-              </m:r>
-              <m:sSup>
-                <m:e>
-                  <m:r>
-                    <m:t>0.8</m:t>
-                  </m:r>
-                </m:e>
-                <m:sup>
-                  <m:r>
-                    <m:t>2</m:t>
-                  </m:r>
-                </m:sup>
-              </m:sSup>
-              <m:r>
-                <m:rPr>
-                  <m:sty m:val="p"/>
-                </m:rPr>
-                <m:t>=</m:t>
-              </m:r>
-              <m:r>
-                <m:t>0.64</m:t>
-              </m:r>
-            </m:oMath>
+            <w:r>
+              <w:t xml:space="preserve">$\operatorname{S}(t|\mathord{\smash[b]{\underset{\raise.3ex\hbox{$\scriptstyle\sim$}}{x}}\vphantom{x}}) = 0.8^2 = 0.64$</w:t>
+            </w:r>
             <w:r>
               <w:t xml:space="preserve">,</w:t>
             </w:r>
